--- a/word/07 Database Design (ERD).docx
+++ b/word/07 Database Design (ERD).docx
@@ -1,62 +1,75 @@
 
 <file path=word/document.xml><?xml version="1.0" encoding="utf-8"?>
-<w:document xmlns:w="http://schemas.openxmlformats.org/wordprocessingml/2006/main" xmlns:m="http://schemas.openxmlformats.org/officeDocument/2006/math" xmlns:r="http://schemas.openxmlformats.org/officeDocument/2006/relationships" xmlns:o="urn:schemas-microsoft-com:office:office" xmlns:v="urn:schemas-microsoft-com:vml" xmlns:w10="urn:schemas-microsoft-com:office:word" xmlns:a="http://schemas.openxmlformats.org/drawingml/2006/main" xmlns:pic="http://schemas.openxmlformats.org/drawingml/2006/picture" xmlns:wp="http://schemas.openxmlformats.org/drawingml/2006/wordprocessingDrawing">
+<w:document xmlns:wpc="http://schemas.microsoft.com/office/word/2010/wordprocessingCanvas" xmlns:cx="http://schemas.microsoft.com/office/drawing/2014/chartex" xmlns:cx1="http://schemas.microsoft.com/office/drawing/2015/9/8/chartex" xmlns:cx2="http://schemas.microsoft.com/office/drawing/2015/10/21/chartex" xmlns:cx3="http://schemas.microsoft.com/office/drawing/2016/5/9/chartex" xmlns:cx4="http://schemas.microsoft.com/office/drawing/2016/5/10/chartex" xmlns:cx5="http://schemas.microsoft.com/office/drawing/2016/5/11/chartex" xmlns:cx6="http://schemas.microsoft.com/office/drawing/2016/5/12/chartex" xmlns:cx7="http://schemas.microsoft.com/office/drawing/2016/5/13/chartex" xmlns:cx8="http://schemas.microsoft.com/office/drawing/2016/5/14/chartex" xmlns:mc="http://schemas.openxmlformats.org/markup-compatibility/2006" xmlns:m="http://schemas.openxmlformats.org/officeDocument/2006/math" xmlns:aink="http://schemas.microsoft.com/office/drawing/2016/ink" xmlns:am3d="http://schemas.microsoft.com/office/drawing/2017/model3d" xmlns:oel="http://schemas.microsoft.com/office/2019/extlst" xmlns:r="http://schemas.openxmlformats.org/officeDocument/2006/relationships" xmlns:wp14="http://schemas.microsoft.com/office/word/2010/wordprocessingDrawing" xmlns:wp="http://schemas.openxmlformats.org/drawingml/2006/wordprocessingDrawing" xmlns:wpg="http://schemas.microsoft.com/office/word/2010/wordprocessingGroup" xmlns:wpi="http://schemas.microsoft.com/office/word/2010/wordprocessingInk" xmlns:wps="http://schemas.microsoft.com/office/word/2010/wordprocessingShape" xmlns:o="urn:schemas-microsoft-com:office:office" xmlns:v="urn:schemas-microsoft-com:vml" xmlns:w10="urn:schemas-microsoft-com:office:word" xmlns:w="http://schemas.openxmlformats.org/wordprocessingml/2006/main" xmlns:w14="http://schemas.microsoft.com/office/word/2010/wordml" xmlns:w15="http://schemas.microsoft.com/office/word/2012/wordml" xmlns:w16cei="http://schemas.microsoft.com/office/word/2026/wordml/cei" xmlns:w16cex="http://schemas.microsoft.com/office/word/2018/wordml/cex" xmlns:w16cid="http://schemas.microsoft.com/office/word/2016/wordml/cid" xmlns:w16="http://schemas.microsoft.com/office/word/2018/wordml" xmlns:w16sdtdh="http://schemas.microsoft.com/office/word/2020/wordml/sdtdatahash" xmlns:w16sdtfl="http://schemas.microsoft.com/office/word/2024/wordml/sdtformatlock" xmlns:w16se="http://schemas.microsoft.com/office/word/2015/wordml/symex" xmlns:w16du="http://schemas.microsoft.com/office/word/2023/wordml/word16du" xmlns:wne="http://schemas.microsoft.com/office/word/2006/wordml" mc:Ignorable="w14 w15 w16se w16cid w16 w16cex w16sdtdh w16sdtfl w16du wp14">
   <w:body>
-    <w:bookmarkStart w:id="19" w:name="Xbef8d9885af9576c7761151de8991b128eb0e81"/>
     <w:p>
       <w:pPr>
         <w:pStyle w:val="Heading1"/>
-      </w:pPr>
-      <w:r>
-        <w:t xml:space="preserve">Database Design — ERD &amp; Data Dictionary Notes</w:t>
+        <w:rPr>
+          <w:b/>
+          <w:bCs/>
+          <w:color w:val="000000" w:themeColor="text1"/>
+        </w:rPr>
+      </w:pPr>
+      <w:bookmarkStart w:id="0" w:name="Xbef8d9885af9576c7761151de8991b128eb0e81"/>
+      <w:r>
+        <w:rPr>
+          <w:b/>
+          <w:bCs/>
+          <w:color w:val="000000" w:themeColor="text1"/>
+        </w:rPr>
+        <w:t>Database Design — ERD &amp; Data Dictionary Notes</w:t>
       </w:r>
     </w:p>
     <w:p>
       <w:pPr>
         <w:pStyle w:val="FirstParagraph"/>
-      </w:pPr>
-      <w:r>
         <w:rPr>
           <w:b/>
           <w:bCs/>
         </w:rPr>
-        <w:t xml:space="preserve">COE 454 — Week 3 Deliverable 2 (ERD, min 4 entities — this design has 20)</w:t>
-      </w:r>
-      <w:r>
-        <w:t xml:space="preserve"> </w:t>
-      </w:r>
+      </w:pPr>
       <w:r>
         <w:rPr>
           <w:b/>
           <w:bCs/>
         </w:rPr>
-        <w:t xml:space="preserve">Owner:</w:t>
-      </w:r>
-      <w:r>
-        <w:t xml:space="preserve"> </w:t>
-      </w:r>
-      <w:r>
-        <w:t xml:space="preserve">Backend Lead · DDL in</w:t>
-      </w:r>
-      <w:r>
-        <w:t xml:space="preserve"> </w:t>
-      </w:r>
-      <w:hyperlink r:id="rId9">
-        <w:r>
-          <w:rPr>
-            <w:rStyle w:val="Hyperlink"/>
-          </w:rPr>
-          <w:t xml:space="preserve">schema.sql</w:t>
-        </w:r>
-      </w:hyperlink>
+        <w:t xml:space="preserve">COE 454 — Week 3 Deliverable 2 </w:t>
+      </w:r>
     </w:p>
-    <w:bookmarkStart w:id="10" w:name="design-rules-applied-everywhere"/>
     <w:p>
       <w:pPr>
+        <w:pStyle w:val="FirstParagraph"/>
+      </w:pPr>
+      <w:r>
+        <w:rPr>
+          <w:b/>
+          <w:bCs/>
+        </w:rPr>
+        <w:t>Owner:</w:t>
+      </w:r>
+      <w:r>
+        <w:t xml:space="preserve"> Backend Lead </w:t>
+      </w:r>
+    </w:p>
+    <w:p>
+      <w:pPr>
+        <w:pStyle w:val="BodyText"/>
+      </w:pPr>
+    </w:p>
+    <w:p>
+      <w:pPr>
         <w:pStyle w:val="Heading2"/>
-      </w:pPr>
-      <w:r>
-        <w:t xml:space="preserve">Design rules applied everywhere</w:t>
+        <w:rPr>
+          <w:color w:val="000000" w:themeColor="text1"/>
+        </w:rPr>
+      </w:pPr>
+      <w:bookmarkStart w:id="1" w:name="design-rules-applied-everywhere"/>
+      <w:r>
+        <w:rPr>
+          <w:color w:val="000000" w:themeColor="text1"/>
+        </w:rPr>
+        <w:t>Design rules applied everywhere</w:t>
       </w:r>
     </w:p>
     <w:p>
@@ -64,7 +77,7 @@
         <w:pStyle w:val="Compact"/>
         <w:numPr>
           <w:ilvl w:val="0"/>
-          <w:numId w:val="1001"/>
+          <w:numId w:val="2"/>
         </w:numPr>
       </w:pPr>
       <w:r>
@@ -72,69 +85,64 @@
           <w:b/>
           <w:bCs/>
         </w:rPr>
-        <w:t xml:space="preserve">Audit fields:</w:t>
-      </w:r>
-      <w:r>
-        <w:t xml:space="preserve"> </w:t>
-      </w:r>
-      <w:r>
-        <w:t xml:space="preserve">every table carries</w:t>
-      </w:r>
-      <w:r>
-        <w:t xml:space="preserve"> </w:t>
-      </w:r>
-      <w:r>
-        <w:rPr>
-          <w:rStyle w:val="VerbatimChar"/>
-        </w:rPr>
-        <w:t xml:space="preserve">created_at</w:t>
-      </w:r>
-      <w:r>
-        <w:t xml:space="preserve">,</w:t>
-      </w:r>
-      <w:r>
-        <w:t xml:space="preserve"> </w:t>
-      </w:r>
-      <w:r>
-        <w:rPr>
-          <w:rStyle w:val="VerbatimChar"/>
-        </w:rPr>
-        <w:t xml:space="preserve">updated_at</w:t>
-      </w:r>
-      <w:r>
-        <w:t xml:space="preserve">; master data adds</w:t>
-      </w:r>
-      <w:r>
-        <w:t xml:space="preserve"> </w:t>
-      </w:r>
-      <w:r>
-        <w:rPr>
-          <w:rStyle w:val="VerbatimChar"/>
-        </w:rPr>
-        <w:t xml:space="preserve">created_by</w:t>
-      </w:r>
-      <w:r>
-        <w:t xml:space="preserve">/</w:t>
-      </w:r>
-      <w:r>
-        <w:rPr>
-          <w:rStyle w:val="VerbatimChar"/>
-        </w:rPr>
-        <w:t xml:space="preserve">updated_by</w:t>
-      </w:r>
-      <w:r>
-        <w:t xml:space="preserve"> </w:t>
-      </w:r>
-      <w:r>
-        <w:t xml:space="preserve">(FK → users).</w:t>
-      </w:r>
+        <w:t>Audit fields:</w:t>
+      </w:r>
+      <w:r>
+        <w:t xml:space="preserve"> every table carries </w:t>
+      </w:r>
+      <w:r>
+        <w:rPr>
+          <w:rStyle w:val="VerbatimChar"/>
+        </w:rPr>
+        <w:t>created_at</w:t>
+      </w:r>
+      <w:r>
+        <w:t xml:space="preserve">, </w:t>
+      </w:r>
+      <w:r>
+        <w:rPr>
+          <w:rStyle w:val="VerbatimChar"/>
+        </w:rPr>
+        <w:t>updated_at</w:t>
+      </w:r>
+      <w:r>
+        <w:t xml:space="preserve">; master data adds </w:t>
+      </w:r>
+      <w:proofErr w:type="spellStart"/>
+      <w:r>
+        <w:rPr>
+          <w:rStyle w:val="VerbatimChar"/>
+        </w:rPr>
+        <w:t>created_by</w:t>
+      </w:r>
+      <w:proofErr w:type="spellEnd"/>
+      <w:r>
+        <w:t>/</w:t>
+      </w:r>
+      <w:proofErr w:type="spellStart"/>
+      <w:r>
+        <w:rPr>
+          <w:rStyle w:val="VerbatimChar"/>
+        </w:rPr>
+        <w:t>updated_by</w:t>
+      </w:r>
+      <w:proofErr w:type="spellEnd"/>
+      <w:r>
+        <w:t xml:space="preserve"> (FK → users).</w:t>
+      </w:r>
+    </w:p>
+    <w:p>
+      <w:pPr>
+        <w:pStyle w:val="Compact"/>
+        <w:ind w:left="720"/>
+      </w:pPr>
     </w:p>
     <w:p>
       <w:pPr>
         <w:pStyle w:val="Compact"/>
         <w:numPr>
           <w:ilvl w:val="0"/>
-          <w:numId w:val="1001"/>
+          <w:numId w:val="2"/>
         </w:numPr>
       </w:pPr>
       <w:r>
@@ -142,106 +150,78 @@
           <w:b/>
           <w:bCs/>
         </w:rPr>
-        <w:t xml:space="preserve">Soft delete:</w:t>
-      </w:r>
-      <w:r>
-        <w:t xml:space="preserve"> </w:t>
-      </w:r>
-      <w:r>
-        <w:t xml:space="preserve">master data (</w:t>
-      </w:r>
-      <w:r>
-        <w:rPr>
-          <w:rStyle w:val="VerbatimChar"/>
-        </w:rPr>
-        <w:t xml:space="preserve">products</w:t>
-      </w:r>
-      <w:r>
-        <w:t xml:space="preserve">,</w:t>
-      </w:r>
-      <w:r>
-        <w:t xml:space="preserve"> </w:t>
-      </w:r>
-      <w:r>
-        <w:rPr>
-          <w:rStyle w:val="VerbatimChar"/>
-        </w:rPr>
-        <w:t xml:space="preserve">suppliers</w:t>
-      </w:r>
-      <w:r>
-        <w:t xml:space="preserve">,</w:t>
-      </w:r>
-      <w:r>
-        <w:t xml:space="preserve"> </w:t>
-      </w:r>
-      <w:r>
-        <w:rPr>
-          <w:rStyle w:val="VerbatimChar"/>
-        </w:rPr>
-        <w:t xml:space="preserve">customers</w:t>
-      </w:r>
-      <w:r>
-        <w:t xml:space="preserve">) uses</w:t>
-      </w:r>
-      <w:r>
-        <w:t xml:space="preserve"> </w:t>
-      </w:r>
-      <w:r>
-        <w:rPr>
-          <w:rStyle w:val="VerbatimChar"/>
-        </w:rPr>
-        <w:t xml:space="preserve">deleted_at</w:t>
-      </w:r>
-      <w:r>
-        <w:t xml:space="preserve">;</w:t>
-      </w:r>
-      <w:r>
-        <w:t xml:space="preserve"> </w:t>
-      </w:r>
-      <w:r>
-        <w:t xml:space="preserve">people use</w:t>
-      </w:r>
-      <w:r>
-        <w:t xml:space="preserve"> </w:t>
-      </w:r>
-      <w:r>
-        <w:rPr>
-          <w:rStyle w:val="VerbatimChar"/>
-        </w:rPr>
-        <w:t xml:space="preserve">is_active</w:t>
-      </w:r>
-      <w:r>
-        <w:t xml:space="preserve">. Transactional records (sales, movements) are</w:t>
-      </w:r>
-      <w:r>
-        <w:t xml:space="preserve"> </w:t>
+        <w:t>Soft delete:</w:t>
+      </w:r>
+      <w:r>
+        <w:t xml:space="preserve"> master data (</w:t>
+      </w:r>
+      <w:r>
+        <w:rPr>
+          <w:rStyle w:val="VerbatimChar"/>
+        </w:rPr>
+        <w:t>products</w:t>
+      </w:r>
+      <w:r>
+        <w:t xml:space="preserve">, </w:t>
+      </w:r>
+      <w:r>
+        <w:rPr>
+          <w:rStyle w:val="VerbatimChar"/>
+        </w:rPr>
+        <w:t>suppliers</w:t>
+      </w:r>
+      <w:r>
+        <w:t xml:space="preserve">, </w:t>
+      </w:r>
+      <w:r>
+        <w:rPr>
+          <w:rStyle w:val="VerbatimChar"/>
+        </w:rPr>
+        <w:t>customers</w:t>
+      </w:r>
+      <w:r>
+        <w:t xml:space="preserve">) uses </w:t>
+      </w:r>
+      <w:r>
+        <w:rPr>
+          <w:rStyle w:val="VerbatimChar"/>
+        </w:rPr>
+        <w:t>deleted_at</w:t>
+      </w:r>
+      <w:r>
+        <w:t xml:space="preserve">; people use </w:t>
+      </w:r>
+      <w:r>
+        <w:rPr>
+          <w:rStyle w:val="VerbatimChar"/>
+        </w:rPr>
+        <w:t>is_active</w:t>
+      </w:r>
+      <w:r>
+        <w:t xml:space="preserve">. Transactional records (sales, movements) are </w:t>
       </w:r>
       <w:r>
         <w:rPr>
           <w:b/>
           <w:bCs/>
         </w:rPr>
-        <w:t xml:space="preserve">immutable</w:t>
-      </w:r>
-      <w:r>
-        <w:t xml:space="preserve"> </w:t>
-      </w:r>
-      <w:r>
-        <w:t xml:space="preserve">—</w:t>
-      </w:r>
-      <w:r>
-        <w:t xml:space="preserve"> </w:t>
-      </w:r>
-      <w:r>
-        <w:t xml:space="preserve">corrected by compensating records, never edited (BR-04).</w:t>
-      </w:r>
+        <w:t>immutable</w:t>
+      </w:r>
+      <w:r>
+        <w:t xml:space="preserve"> — corrected by compensating records, never edited (BR-04).</w:t>
+      </w:r>
+    </w:p>
+    <w:p>
+      <w:pPr>
+        <w:pStyle w:val="Compact"/>
+      </w:pPr>
     </w:p>
     <w:p>
       <w:pPr>
         <w:pStyle w:val="Compact"/>
         <w:numPr>
           <w:ilvl w:val="0"/>
-          <w:numId w:val="1001"/>
+          <w:numId w:val="2"/>
         </w:numPr>
       </w:pPr>
       <w:r>
@@ -249,7 +229,7 @@
           <w:b/>
           <w:bCs/>
         </w:rPr>
-        <w:t xml:space="preserve">Stock is a ledger.</w:t>
+        <w:t>Stock is a ledger.</w:t>
       </w:r>
       <w:r>
         <w:t xml:space="preserve"> </w:t>
@@ -258,60 +238,41 @@
         <w:rPr>
           <w:rStyle w:val="VerbatimChar"/>
         </w:rPr>
-        <w:t xml:space="preserve">stock_movements</w:t>
-      </w:r>
-      <w:r>
-        <w:t xml:space="preserve"> </w:t>
-      </w:r>
-      <w:r>
-        <w:t xml:space="preserve">is append-only; a batch’s quantity is the sum</w:t>
-      </w:r>
-      <w:r>
-        <w:t xml:space="preserve"> </w:t>
-      </w:r>
-      <w:r>
-        <w:t xml:space="preserve">of its movements.</w:t>
-      </w:r>
-      <w:r>
-        <w:t xml:space="preserve"> </w:t>
-      </w:r>
-      <w:r>
-        <w:rPr>
-          <w:rStyle w:val="VerbatimChar"/>
-        </w:rPr>
-        <w:t xml:space="preserve">batches.qty_on_hand</w:t>
-      </w:r>
-      <w:r>
-        <w:t xml:space="preserve"> </w:t>
-      </w:r>
-      <w:r>
-        <w:t xml:space="preserve">is a denormalized running total maintained in</w:t>
-      </w:r>
-      <w:r>
-        <w:t xml:space="preserve"> </w:t>
-      </w:r>
-      <w:r>
-        <w:t xml:space="preserve">the same transaction (guarded by</w:t>
-      </w:r>
-      <w:r>
-        <w:t xml:space="preserve"> </w:t>
-      </w:r>
-      <w:r>
-        <w:rPr>
-          <w:rStyle w:val="VerbatimChar"/>
-        </w:rPr>
-        <w:t xml:space="preserve">SELECT … FOR UPDATE</w:t>
-      </w:r>
-      <w:r>
-        <w:t xml:space="preserve">).</w:t>
-      </w:r>
+        <w:t>stock_movements</w:t>
+      </w:r>
+      <w:r>
+        <w:t xml:space="preserve"> is append-only; a batch’s quantity is the sum of its movements. </w:t>
+      </w:r>
+      <w:r>
+        <w:rPr>
+          <w:rStyle w:val="VerbatimChar"/>
+        </w:rPr>
+        <w:t>batches.qty_on_hand</w:t>
+      </w:r>
+      <w:r>
+        <w:t xml:space="preserve"> is a denormalized running total maintained in the same transaction (guarded by </w:t>
+      </w:r>
+      <w:r>
+        <w:rPr>
+          <w:rStyle w:val="VerbatimChar"/>
+        </w:rPr>
+        <w:t>SELECT … FOR UPDATE</w:t>
+      </w:r>
+      <w:r>
+        <w:t>).</w:t>
+      </w:r>
+    </w:p>
+    <w:p>
+      <w:pPr>
+        <w:pStyle w:val="Compact"/>
+      </w:pPr>
     </w:p>
     <w:p>
       <w:pPr>
         <w:pStyle w:val="Compact"/>
         <w:numPr>
           <w:ilvl w:val="0"/>
-          <w:numId w:val="1001"/>
+          <w:numId w:val="2"/>
         </w:numPr>
       </w:pPr>
       <w:r>
@@ -319,48 +280,32 @@
           <w:b/>
           <w:bCs/>
         </w:rPr>
-        <w:t xml:space="preserve">All quantities are integers in the product’s base unit</w:t>
-      </w:r>
-      <w:r>
-        <w:t xml:space="preserve"> </w:t>
-      </w:r>
-      <w:r>
-        <w:t xml:space="preserve">(tablets, ml, pieces).</w:t>
-      </w:r>
-      <w:r>
-        <w:t xml:space="preserve"> </w:t>
-      </w:r>
-      <w:r>
-        <w:t xml:space="preserve">Packs/strips/cartons convert through</w:t>
-      </w:r>
-      <w:r>
-        <w:t xml:space="preserve"> </w:t>
-      </w:r>
-      <w:r>
-        <w:rPr>
-          <w:rStyle w:val="VerbatimChar"/>
-        </w:rPr>
-        <w:t xml:space="preserve">product_units</w:t>
-      </w:r>
-      <w:r>
-        <w:t xml:space="preserve"> </w:t>
-      </w:r>
-      <w:r>
-        <w:t xml:space="preserve">at the edge, so stock math never</w:t>
-      </w:r>
-      <w:r>
-        <w:t xml:space="preserve"> </w:t>
-      </w:r>
-      <w:r>
-        <w:t xml:space="preserve">sees fractions.</w:t>
-      </w:r>
+        <w:t>All quantities are integers in the product’s base unit</w:t>
+      </w:r>
+      <w:r>
+        <w:t xml:space="preserve"> (tablets, ml, pieces). Packs/strips/cartons convert through </w:t>
+      </w:r>
+      <w:r>
+        <w:rPr>
+          <w:rStyle w:val="VerbatimChar"/>
+        </w:rPr>
+        <w:t>product_units</w:t>
+      </w:r>
+      <w:r>
+        <w:t xml:space="preserve"> at the edge, so stock math never sees fractions.</w:t>
+      </w:r>
+    </w:p>
+    <w:p>
+      <w:pPr>
+        <w:pStyle w:val="Compact"/>
+      </w:pPr>
     </w:p>
     <w:p>
       <w:pPr>
         <w:pStyle w:val="Compact"/>
         <w:numPr>
           <w:ilvl w:val="0"/>
-          <w:numId w:val="1001"/>
+          <w:numId w:val="2"/>
         </w:numPr>
       </w:pPr>
       <w:r>
@@ -368,50 +313,48 @@
           <w:b/>
           <w:bCs/>
         </w:rPr>
-        <w:t xml:space="preserve">Money is</w:t>
-      </w:r>
-      <w:r>
-        <w:rPr>
+        <w:t xml:space="preserve">Money is </w:t>
+      </w:r>
+      <w:proofErr w:type="gramStart"/>
+      <w:r>
+        <w:rPr>
+          <w:rStyle w:val="VerbatimChar"/>
           <w:b/>
           <w:bCs/>
         </w:rPr>
-        <w:t xml:space="preserve"> </w:t>
-      </w:r>
+        <w:t>NUMERIC(</w:t>
+      </w:r>
+      <w:proofErr w:type="gramEnd"/>
       <w:r>
         <w:rPr>
           <w:rStyle w:val="VerbatimChar"/>
           <w:b/>
           <w:bCs/>
         </w:rPr>
-        <w:t xml:space="preserve">NUMERIC(12,2)</w:t>
+        <w:t>12,2)</w:t>
       </w:r>
       <w:r>
         <w:rPr>
           <w:b/>
           <w:bCs/>
         </w:rPr>
-        <w:t xml:space="preserve"> </w:t>
-      </w:r>
-      <w:r>
-        <w:rPr>
-          <w:b/>
-          <w:bCs/>
-        </w:rPr>
-        <w:t xml:space="preserve">GHS.</w:t>
-      </w:r>
-      <w:r>
-        <w:t xml:space="preserve"> </w:t>
-      </w:r>
-      <w:r>
-        <w:t xml:space="preserve">Never floats.</w:t>
-      </w:r>
+        <w:t xml:space="preserve"> GHS.</w:t>
+      </w:r>
+      <w:r>
+        <w:t xml:space="preserve"> Never floats.</w:t>
+      </w:r>
+    </w:p>
+    <w:p>
+      <w:pPr>
+        <w:pStyle w:val="Compact"/>
+      </w:pPr>
     </w:p>
     <w:p>
       <w:pPr>
         <w:pStyle w:val="Compact"/>
         <w:numPr>
           <w:ilvl w:val="0"/>
-          <w:numId w:val="1001"/>
+          <w:numId w:val="2"/>
         </w:numPr>
       </w:pPr>
       <w:r>
@@ -419,61 +362,65 @@
           <w:b/>
           <w:bCs/>
         </w:rPr>
-        <w:t xml:space="preserve">Idempotent sync:</w:t>
+        <w:t>Idempotent sync:</w:t>
       </w:r>
       <w:r>
         <w:t xml:space="preserve"> </w:t>
       </w:r>
-      <w:r>
-        <w:rPr>
-          <w:rStyle w:val="VerbatimChar"/>
-        </w:rPr>
-        <w:t xml:space="preserve">sales.client_sale_id</w:t>
-      </w:r>
-      <w:r>
-        <w:t xml:space="preserve"> </w:t>
-      </w:r>
-      <w:r>
-        <w:t xml:space="preserve">(UUID, unique) makes offline replays safe</w:t>
-      </w:r>
-      <w:r>
-        <w:t xml:space="preserve"> </w:t>
-      </w:r>
-      <w:r>
-        <w:t xml:space="preserve">(ADR-006).</w:t>
-      </w:r>
-    </w:p>
-    <w:bookmarkEnd w:id="10"/>
-    <w:bookmarkStart w:id="14" w:name="entity-relationship-diagram"/>
-    <w:p>
-      <w:pPr>
-        <w:pStyle w:val="Heading2"/>
-      </w:pPr>
-      <w:r>
-        <w:t xml:space="preserve">Entity-Relationship Diagram</w:t>
+      <w:proofErr w:type="gramStart"/>
+      <w:r>
+        <w:rPr>
+          <w:rStyle w:val="VerbatimChar"/>
+        </w:rPr>
+        <w:t>sales.client</w:t>
+      </w:r>
+      <w:proofErr w:type="gramEnd"/>
+      <w:r>
+        <w:rPr>
+          <w:rStyle w:val="VerbatimChar"/>
+        </w:rPr>
+        <w:t>_sale_id</w:t>
+      </w:r>
+      <w:r>
+        <w:t xml:space="preserve"> (UUID, unique) makes offline replays safe (ADR-006).</w:t>
       </w:r>
     </w:p>
     <w:p>
       <w:pPr>
+        <w:pStyle w:val="Heading2"/>
+      </w:pPr>
+      <w:bookmarkStart w:id="2" w:name="entity-relationship-diagram"/>
+      <w:bookmarkEnd w:id="1"/>
+      <w:r>
+        <w:lastRenderedPageBreak/>
+        <w:t>Entity-Relationship Diagram</w:t>
+      </w:r>
+    </w:p>
+    <w:p>
+      <w:pPr>
         <w:pStyle w:val="CaptionedFigure"/>
       </w:pPr>
       <w:r>
+        <w:rPr>
+          <w:noProof/>
+        </w:rPr>
         <w:drawing>
-          <wp:inline>
+          <wp:inline distT="0" distB="0" distL="0" distR="0" wp14:anchorId="54DFBB64" wp14:editId="2624CCBD">
             <wp:extent cx="5334000" cy="5084810"/>
-            <wp:effectExtent b="0" l="0" r="0" t="0"/>
-            <wp:docPr descr="Figure 1" title="" id="12" name="Picture"/>
-            <a:graphic>
+            <wp:effectExtent l="0" t="0" r="0" b="0"/>
+            <wp:docPr id="12" name="Picture" descr="Figure 1"/>
+            <wp:cNvGraphicFramePr/>
+            <a:graphic xmlns:a="http://schemas.openxmlformats.org/drawingml/2006/main">
               <a:graphicData uri="http://schemas.openxmlformats.org/drawingml/2006/picture">
-                <pic:pic>
+                <pic:pic xmlns:pic="http://schemas.openxmlformats.org/drawingml/2006/picture">
                   <pic:nvPicPr>
-                    <pic:cNvPr descr="diagrams/07-database-design-erd-01.png" id="13" name="Picture"/>
+                    <pic:cNvPr id="13" name="Picture" descr="diagrams/07-database-design-erd-01.png"/>
                     <pic:cNvPicPr>
-                      <a:picLocks noChangeArrowheads="1" noChangeAspect="1"/>
+                      <a:picLocks noChangeAspect="1" noChangeArrowheads="1"/>
                     </pic:cNvPicPr>
                   </pic:nvPicPr>
                   <pic:blipFill>
-                    <a:blip r:embed="rId11"/>
+                    <a:blip r:embed="rId5"/>
                     <a:stretch>
                       <a:fillRect/>
                     </a:stretch>
@@ -505,7 +452,7 @@
         <w:pStyle w:val="ImageCaption"/>
       </w:pPr>
       <w:r>
-        <w:t xml:space="preserve">Figure 1</w:t>
+        <w:t>Figure 1</w:t>
       </w:r>
     </w:p>
     <w:p>
@@ -517,23 +464,32 @@
           <w:i/>
           <w:iCs/>
         </w:rPr>
-        <w:t xml:space="preserve">(Attribute lists abbreviated for readability;</w:t>
-      </w:r>
-      <w:r>
-        <w:rPr>
-          <w:i/>
-          <w:iCs/>
-        </w:rPr>
-        <w:t xml:space="preserve"> </w:t>
-      </w:r>
-      <w:hyperlink r:id="rId9">
+        <w:t xml:space="preserve">(Attribute lists abbreviated for readability; </w:t>
+      </w:r>
+      <w:hyperlink r:id="rId6">
         <w:r>
           <w:rPr>
             <w:rStyle w:val="Hyperlink"/>
             <w:i/>
             <w:iCs/>
           </w:rPr>
-          <w:t xml:space="preserve">schema.sql</w:t>
+          <w:t>sche</w:t>
+        </w:r>
+        <w:r>
+          <w:rPr>
+            <w:rStyle w:val="Hyperlink"/>
+            <w:i/>
+            <w:iCs/>
+          </w:rPr>
+          <w:t>m</w:t>
+        </w:r>
+        <w:r>
+          <w:rPr>
+            <w:rStyle w:val="Hyperlink"/>
+            <w:i/>
+            <w:iCs/>
+          </w:rPr>
+          <w:t>a.sql</w:t>
         </w:r>
       </w:hyperlink>
       <w:r>
@@ -541,35 +497,37 @@
           <w:i/>
           <w:iCs/>
         </w:rPr>
-        <w:t xml:space="preserve"> </w:t>
-      </w:r>
-      <w:r>
-        <w:rPr>
+        <w:t xml:space="preserve"> is authoritative and includes </w:t>
+      </w:r>
+      <w:r>
+        <w:rPr>
+          <w:rStyle w:val="VerbatimChar"/>
           <w:i/>
           <w:iCs/>
         </w:rPr>
-        <w:t xml:space="preserve">is authoritative</w:t>
+        <w:t>payments</w:t>
       </w:r>
       <w:r>
         <w:rPr>
           <w:i/>
           <w:iCs/>
         </w:rPr>
-        <w:t xml:space="preserve"> </w:t>
-      </w:r>
-      <w:r>
-        <w:rPr>
+        <w:t xml:space="preserve">, </w:t>
+      </w:r>
+      <w:r>
+        <w:rPr>
+          <w:rStyle w:val="VerbatimChar"/>
           <w:i/>
           <w:iCs/>
         </w:rPr>
-        <w:t xml:space="preserve">and includes</w:t>
+        <w:t>customers</w:t>
       </w:r>
       <w:r>
         <w:rPr>
           <w:i/>
           <w:iCs/>
         </w:rPr>
-        <w:t xml:space="preserve"> </w:t>
+        <w:t xml:space="preserve">, </w:t>
       </w:r>
       <w:r>
         <w:rPr>
@@ -577,43 +535,44 @@
           <w:i/>
           <w:iCs/>
         </w:rPr>
-        <w:t xml:space="preserve">payments</w:t>
+        <w:t>suppliers</w:t>
       </w:r>
       <w:r>
         <w:rPr>
           <w:i/>
           <w:iCs/>
         </w:rPr>
-        <w:t xml:space="preserve">,</w:t>
-      </w:r>
-      <w:r>
-        <w:rPr>
+        <w:t xml:space="preserve">, </w:t>
+      </w:r>
+      <w:r>
+        <w:rPr>
+          <w:rStyle w:val="VerbatimChar"/>
           <w:i/>
           <w:iCs/>
         </w:rPr>
-        <w:t xml:space="preserve"> </w:t>
-      </w:r>
-      <w:r>
-        <w:rPr>
-          <w:rStyle w:val="VerbatimChar"/>
+        <w:t>goods_receipts</w:t>
+      </w:r>
+      <w:r>
+        <w:rPr>
           <w:i/>
           <w:iCs/>
         </w:rPr>
-        <w:t xml:space="preserve">customers</w:t>
-      </w:r>
-      <w:r>
-        <w:rPr>
+        <w:t xml:space="preserve">, </w:t>
+      </w:r>
+      <w:r>
+        <w:rPr>
+          <w:rStyle w:val="VerbatimChar"/>
           <w:i/>
           <w:iCs/>
         </w:rPr>
-        <w:t xml:space="preserve">,</w:t>
+        <w:t>stock_adjustments</w:t>
       </w:r>
       <w:r>
         <w:rPr>
           <w:i/>
           <w:iCs/>
         </w:rPr>
-        <w:t xml:space="preserve"> </w:t>
+        <w:t xml:space="preserve">, </w:t>
       </w:r>
       <w:r>
         <w:rPr>
@@ -621,43 +580,44 @@
           <w:i/>
           <w:iCs/>
         </w:rPr>
-        <w:t xml:space="preserve">suppliers</w:t>
+        <w:t>sale_returns</w:t>
       </w:r>
       <w:r>
         <w:rPr>
           <w:i/>
           <w:iCs/>
         </w:rPr>
-        <w:t xml:space="preserve">,</w:t>
-      </w:r>
-      <w:r>
-        <w:rPr>
+        <w:t xml:space="preserve">, </w:t>
+      </w:r>
+      <w:r>
+        <w:rPr>
+          <w:rStyle w:val="VerbatimChar"/>
           <w:i/>
           <w:iCs/>
         </w:rPr>
-        <w:t xml:space="preserve"> </w:t>
-      </w:r>
-      <w:r>
-        <w:rPr>
-          <w:rStyle w:val="VerbatimChar"/>
+        <w:t>audit_logs</w:t>
+      </w:r>
+      <w:r>
+        <w:rPr>
           <w:i/>
           <w:iCs/>
         </w:rPr>
-        <w:t xml:space="preserve">goods_receipts</w:t>
-      </w:r>
-      <w:r>
-        <w:rPr>
+        <w:t xml:space="preserve">, </w:t>
+      </w:r>
+      <w:r>
+        <w:rPr>
+          <w:rStyle w:val="VerbatimChar"/>
           <w:i/>
           <w:iCs/>
         </w:rPr>
-        <w:t xml:space="preserve">,</w:t>
+        <w:t>settings</w:t>
       </w:r>
       <w:r>
         <w:rPr>
           <w:i/>
           <w:iCs/>
         </w:rPr>
-        <w:t xml:space="preserve"> </w:t>
+        <w:t xml:space="preserve">, </w:t>
       </w:r>
       <w:r>
         <w:rPr>
@@ -665,155 +625,82 @@
           <w:i/>
           <w:iCs/>
         </w:rPr>
-        <w:t xml:space="preserve">stock_adjustments</w:t>
+        <w:t>price_history</w:t>
       </w:r>
       <w:r>
         <w:rPr>
           <w:i/>
           <w:iCs/>
         </w:rPr>
-        <w:t xml:space="preserve">,</w:t>
-      </w:r>
-      <w:r>
-        <w:rPr>
+        <w:t xml:space="preserve">, </w:t>
+      </w:r>
+      <w:r>
+        <w:rPr>
+          <w:rStyle w:val="VerbatimChar"/>
           <w:i/>
           <w:iCs/>
         </w:rPr>
-        <w:t xml:space="preserve"> </w:t>
-      </w:r>
-      <w:r>
-        <w:rPr>
-          <w:rStyle w:val="VerbatimChar"/>
+        <w:t>refresh_tokens</w:t>
+      </w:r>
+      <w:r>
+        <w:rPr>
           <w:i/>
           <w:iCs/>
         </w:rPr>
-        <w:t xml:space="preserve">sale_returns</w:t>
-      </w:r>
-      <w:r>
-        <w:rPr>
-          <w:i/>
-          <w:iCs/>
-        </w:rPr>
-        <w:t xml:space="preserve">,</w:t>
-      </w:r>
-      <w:r>
-        <w:rPr>
-          <w:i/>
-          <w:iCs/>
-        </w:rPr>
-        <w:t xml:space="preserve"> </w:t>
-      </w:r>
-      <w:r>
-        <w:rPr>
-          <w:rStyle w:val="VerbatimChar"/>
-          <w:i/>
-          <w:iCs/>
-        </w:rPr>
-        <w:t xml:space="preserve">audit_logs</w:t>
-      </w:r>
-      <w:r>
-        <w:rPr>
-          <w:i/>
-          <w:iCs/>
-        </w:rPr>
-        <w:t xml:space="preserve">,</w:t>
-      </w:r>
-      <w:r>
-        <w:rPr>
-          <w:i/>
-          <w:iCs/>
-        </w:rPr>
-        <w:t xml:space="preserve"> </w:t>
-      </w:r>
-      <w:r>
-        <w:rPr>
-          <w:rStyle w:val="VerbatimChar"/>
-          <w:i/>
-          <w:iCs/>
-        </w:rPr>
-        <w:t xml:space="preserve">settings</w:t>
-      </w:r>
-      <w:r>
-        <w:rPr>
-          <w:i/>
-          <w:iCs/>
-        </w:rPr>
-        <w:t xml:space="preserve">,</w:t>
-      </w:r>
-      <w:r>
-        <w:rPr>
-          <w:i/>
-          <w:iCs/>
-        </w:rPr>
-        <w:t xml:space="preserve"> </w:t>
-      </w:r>
-      <w:r>
-        <w:rPr>
-          <w:rStyle w:val="VerbatimChar"/>
-          <w:i/>
-          <w:iCs/>
-        </w:rPr>
-        <w:t xml:space="preserve">price_history</w:t>
-      </w:r>
-      <w:r>
-        <w:rPr>
-          <w:i/>
-          <w:iCs/>
-        </w:rPr>
-        <w:t xml:space="preserve">,</w:t>
-      </w:r>
-      <w:r>
-        <w:rPr>
-          <w:i/>
-          <w:iCs/>
-        </w:rPr>
-        <w:t xml:space="preserve"> </w:t>
-      </w:r>
-      <w:r>
-        <w:rPr>
-          <w:rStyle w:val="VerbatimChar"/>
-          <w:i/>
-          <w:iCs/>
-        </w:rPr>
-        <w:t xml:space="preserve">refresh_tokens</w:t>
-      </w:r>
-      <w:r>
-        <w:rPr>
-          <w:i/>
-          <w:iCs/>
-        </w:rPr>
-        <w:t xml:space="preserve">.)</w:t>
-      </w:r>
-    </w:p>
-    <w:bookmarkEnd w:id="14"/>
-    <w:bookmarkStart w:id="15" w:name="normalization"/>
-    <w:p>
-      <w:pPr>
-        <w:pStyle w:val="Heading2"/>
-      </w:pPr>
-      <w:r>
-        <w:t xml:space="preserve">Normalization</w:t>
+        <w:t>.)</w:t>
       </w:r>
     </w:p>
     <w:p>
       <w:pPr>
-        <w:pStyle w:val="FirstParagraph"/>
-      </w:pPr>
-      <w:r>
-        <w:t xml:space="preserve">The schema is in</w:t>
-      </w:r>
-      <w:r>
-        <w:t xml:space="preserve"> </w:t>
-      </w:r>
-      <w:r>
+        <w:pStyle w:val="Heading2"/>
+      </w:pPr>
+      <w:bookmarkStart w:id="3" w:name="normalization"/>
+      <w:bookmarkEnd w:id="2"/>
+    </w:p>
+    <w:p>
+      <w:pPr>
+        <w:pStyle w:val="Heading2"/>
+      </w:pPr>
+    </w:p>
+    <w:p>
+      <w:pPr>
+        <w:pStyle w:val="Heading2"/>
+      </w:pPr>
+    </w:p>
+    <w:p>
+      <w:pPr>
+        <w:pStyle w:val="Heading2"/>
         <w:rPr>
           <w:b/>
           <w:bCs/>
-        </w:rPr>
-        <w:t xml:space="preserve">third normal form (3NF)</w:t>
-      </w:r>
-      <w:r>
-        <w:t xml:space="preserve">:</w:t>
+          <w:color w:val="000000" w:themeColor="text1"/>
+        </w:rPr>
+      </w:pPr>
+      <w:r>
+        <w:rPr>
+          <w:b/>
+          <w:bCs/>
+          <w:color w:val="000000" w:themeColor="text1"/>
+        </w:rPr>
+        <w:t>Normalization</w:t>
+      </w:r>
+    </w:p>
+    <w:p>
+      <w:pPr>
+        <w:pStyle w:val="FirstParagraph"/>
+      </w:pPr>
+      <w:r>
+        <w:t xml:space="preserve">The schema is in </w:t>
+      </w:r>
+      <w:r>
+        <w:rPr>
+          <w:b/>
+          <w:bCs/>
+        </w:rPr>
+        <w:t>third normal form (3NF)</w:t>
+      </w:r>
+      <w:r>
+        <w:t>:</w:t>
       </w:r>
     </w:p>
     <w:p>
@@ -821,7 +708,7 @@
         <w:pStyle w:val="Compact"/>
         <w:numPr>
           <w:ilvl w:val="0"/>
-          <w:numId w:val="1002"/>
+          <w:numId w:val="3"/>
         </w:numPr>
       </w:pPr>
       <w:r>
@@ -829,40 +716,29 @@
           <w:b/>
           <w:bCs/>
         </w:rPr>
-        <w:t xml:space="preserve">1NF:</w:t>
-      </w:r>
-      <w:r>
-        <w:t xml:space="preserve"> </w:t>
-      </w:r>
-      <w:r>
-        <w:t xml:space="preserve">no repeating groups — multiple barcodes per product live in</w:t>
-      </w:r>
-      <w:r>
-        <w:t xml:space="preserve"> </w:t>
-      </w:r>
-      <w:r>
-        <w:rPr>
-          <w:rStyle w:val="VerbatimChar"/>
-        </w:rPr>
-        <w:t xml:space="preserve">product_barcodes</w:t>
-      </w:r>
-      <w:r>
-        <w:t xml:space="preserve"> </w:t>
-      </w:r>
-      <w:r>
-        <w:t xml:space="preserve">rows, not a comma-separated column; multiple pack sizes live in</w:t>
-      </w:r>
-      <w:r>
-        <w:t xml:space="preserve"> </w:t>
-      </w:r>
-      <w:r>
-        <w:rPr>
-          <w:rStyle w:val="VerbatimChar"/>
-        </w:rPr>
-        <w:t xml:space="preserve">product_units</w:t>
-      </w:r>
-      <w:r>
-        <w:t xml:space="preserve">.</w:t>
+        <w:lastRenderedPageBreak/>
+        <w:t>1NF:</w:t>
+      </w:r>
+      <w:r>
+        <w:t xml:space="preserve"> no repeating groups — multiple barcodes per product live in </w:t>
+      </w:r>
+      <w:r>
+        <w:rPr>
+          <w:rStyle w:val="VerbatimChar"/>
+        </w:rPr>
+        <w:t>product_barcodes</w:t>
+      </w:r>
+      <w:r>
+        <w:t xml:space="preserve"> rows, not a comma-separated column; multiple pack sizes live in </w:t>
+      </w:r>
+      <w:r>
+        <w:rPr>
+          <w:rStyle w:val="VerbatimChar"/>
+        </w:rPr>
+        <w:t>product_units</w:t>
+      </w:r>
+      <w:r>
+        <w:t>.</w:t>
       </w:r>
     </w:p>
     <w:p>
@@ -870,7 +746,7 @@
         <w:pStyle w:val="Compact"/>
         <w:numPr>
           <w:ilvl w:val="0"/>
-          <w:numId w:val="1002"/>
+          <w:numId w:val="3"/>
         </w:numPr>
       </w:pPr>
       <w:r>
@@ -878,55 +754,37 @@
           <w:b/>
           <w:bCs/>
         </w:rPr>
-        <w:t xml:space="preserve">2NF:</w:t>
-      </w:r>
-      <w:r>
-        <w:t xml:space="preserve"> </w:t>
-      </w:r>
-      <w:r>
-        <w:t xml:space="preserve">every non-key attribute depends on the whole key — e.g.,</w:t>
-      </w:r>
-      <w:r>
-        <w:t xml:space="preserve"> </w:t>
-      </w:r>
-      <w:r>
-        <w:rPr>
-          <w:rStyle w:val="VerbatimChar"/>
-        </w:rPr>
-        <w:t xml:space="preserve">unit_price</w:t>
-      </w:r>
-      <w:r>
-        <w:t xml:space="preserve"> </w:t>
-      </w:r>
-      <w:r>
-        <w:t xml:space="preserve">sits on</w:t>
-      </w:r>
-      <w:r>
-        <w:t xml:space="preserve"> </w:t>
-      </w:r>
-      <w:r>
-        <w:rPr>
-          <w:rStyle w:val="VerbatimChar"/>
-        </w:rPr>
-        <w:t xml:space="preserve">sale_items</w:t>
-      </w:r>
-      <w:r>
-        <w:t xml:space="preserve"> </w:t>
-      </w:r>
-      <w:r>
-        <w:t xml:space="preserve">(depends on the sale line), not on</w:t>
-      </w:r>
-      <w:r>
-        <w:t xml:space="preserve"> </w:t>
-      </w:r>
-      <w:r>
-        <w:rPr>
-          <w:rStyle w:val="VerbatimChar"/>
-        </w:rPr>
-        <w:t xml:space="preserve">sales</w:t>
-      </w:r>
-      <w:r>
-        <w:t xml:space="preserve">.</w:t>
+        <w:t>2NF:</w:t>
+      </w:r>
+      <w:r>
+        <w:t xml:space="preserve"> every non-key attribute depends on the whole key — e.g., </w:t>
+      </w:r>
+      <w:r>
+        <w:rPr>
+          <w:rStyle w:val="VerbatimChar"/>
+        </w:rPr>
+        <w:t>unit_price</w:t>
+      </w:r>
+      <w:r>
+        <w:t xml:space="preserve"> sits on </w:t>
+      </w:r>
+      <w:r>
+        <w:rPr>
+          <w:rStyle w:val="VerbatimChar"/>
+        </w:rPr>
+        <w:t>sale_items</w:t>
+      </w:r>
+      <w:r>
+        <w:t xml:space="preserve"> (depends on the sale line), not on </w:t>
+      </w:r>
+      <w:r>
+        <w:rPr>
+          <w:rStyle w:val="VerbatimChar"/>
+        </w:rPr>
+        <w:t>sales</w:t>
+      </w:r>
+      <w:r>
+        <w:t>.</w:t>
       </w:r>
     </w:p>
     <w:p>
@@ -934,7 +792,7 @@
         <w:pStyle w:val="Compact"/>
         <w:numPr>
           <w:ilvl w:val="0"/>
-          <w:numId w:val="1002"/>
+          <w:numId w:val="3"/>
         </w:numPr>
       </w:pPr>
       <w:r>
@@ -942,37 +800,28 @@
           <w:b/>
           <w:bCs/>
         </w:rPr>
-        <w:t xml:space="preserve">3NF:</w:t>
-      </w:r>
-      <w:r>
-        <w:t xml:space="preserve"> </w:t>
-      </w:r>
-      <w:r>
-        <w:t xml:space="preserve">no transitive dependencies — supplier contact details live only in</w:t>
-      </w:r>
-      <w:r>
-        <w:t xml:space="preserve"> </w:t>
-      </w:r>
-      <w:r>
-        <w:rPr>
-          <w:rStyle w:val="VerbatimChar"/>
-        </w:rPr>
-        <w:t xml:space="preserve">suppliers</w:t>
-      </w:r>
-      <w:r>
-        <w:t xml:space="preserve">, never copied onto purchase orders; category name only in</w:t>
-      </w:r>
-      <w:r>
-        <w:t xml:space="preserve"> </w:t>
-      </w:r>
-      <w:r>
-        <w:rPr>
-          <w:rStyle w:val="VerbatimChar"/>
-        </w:rPr>
-        <w:t xml:space="preserve">categories</w:t>
-      </w:r>
-      <w:r>
-        <w:t xml:space="preserve">.</w:t>
+        <w:t>3NF:</w:t>
+      </w:r>
+      <w:r>
+        <w:t xml:space="preserve"> no transitive dependencies — supplier contact details live only in </w:t>
+      </w:r>
+      <w:r>
+        <w:rPr>
+          <w:rStyle w:val="VerbatimChar"/>
+        </w:rPr>
+        <w:t>suppliers</w:t>
+      </w:r>
+      <w:r>
+        <w:t xml:space="preserve">, never copied onto purchase orders; category name only in </w:t>
+      </w:r>
+      <w:r>
+        <w:rPr>
+          <w:rStyle w:val="VerbatimChar"/>
+        </w:rPr>
+        <w:t>categories</w:t>
+      </w:r>
+      <w:r>
+        <w:t>.</w:t>
       </w:r>
     </w:p>
     <w:p>
@@ -984,56 +833,60 @@
           <w:b/>
           <w:bCs/>
         </w:rPr>
-        <w:t xml:space="preserve">Deliberate, documented denormalizations</w:t>
-      </w:r>
-      <w:r>
-        <w:t xml:space="preserve"> </w:t>
-      </w:r>
-      <w:r>
-        <w:t xml:space="preserve">(performance/immutability, each justified):</w:t>
+        <w:t>Deliberate, documented denormalizations</w:t>
+      </w:r>
+      <w:r>
+        <w:t xml:space="preserve"> (performance/immutability, each justified):</w:t>
       </w:r>
     </w:p>
     <w:tbl>
       <w:tblPr>
         <w:tblStyle w:val="Table"/>
-        <w:tblW w:type="pct" w:w="5000"/>
+        <w:tblW w:w="5000" w:type="pct"/>
         <w:tblLayout w:type="fixed"/>
-        <w:tblLook w:firstRow="1" w:lastRow="0" w:firstColumn="0" w:lastColumn="0" w:noHBand="0" w:noVBand="0" w:val="0020"/>
+        <w:tblLook w:val="0020" w:firstRow="1" w:lastRow="0" w:firstColumn="0" w:lastColumn="0" w:noHBand="0" w:noVBand="0"/>
       </w:tblPr>
       <w:tblGrid>
-        <w:gridCol w:w="3960"/>
-        <w:gridCol w:w="3960"/>
+        <w:gridCol w:w="4788"/>
+        <w:gridCol w:w="4788"/>
       </w:tblGrid>
       <w:tr>
         <w:trPr>
-          <w:tblHeader w:val="on"/>
+          <w:cnfStyle w:val="100000000000" w:firstRow="1" w:lastRow="0" w:firstColumn="0" w:lastColumn="0" w:oddVBand="0" w:evenVBand="0" w:oddHBand="0" w:evenHBand="0" w:firstRowFirstColumn="0" w:firstRowLastColumn="0" w:lastRowFirstColumn="0" w:lastRowLastColumn="0"/>
+          <w:tblHeader/>
         </w:trPr>
         <w:tc>
-          <w:tcPr/>
-          <w:p>
-            <w:pPr>
-              <w:pStyle w:val="Compact"/>
-            </w:pPr>
-            <w:r>
-              <w:t xml:space="preserve">Field</w:t>
-            </w:r>
-          </w:p>
-        </w:tc>
-        <w:tc>
-          <w:tcPr/>
-          <w:p>
-            <w:pPr>
-              <w:pStyle w:val="Compact"/>
-            </w:pPr>
-            <w:r>
-              <w:t xml:space="preserve">Why</w:t>
+          <w:tcPr>
+            <w:tcW w:w="3960" w:type="dxa"/>
+          </w:tcPr>
+          <w:p>
+            <w:pPr>
+              <w:pStyle w:val="Compact"/>
+            </w:pPr>
+            <w:r>
+              <w:t>Field</w:t>
+            </w:r>
+          </w:p>
+        </w:tc>
+        <w:tc>
+          <w:tcPr>
+            <w:tcW w:w="3960" w:type="dxa"/>
+          </w:tcPr>
+          <w:p>
+            <w:pPr>
+              <w:pStyle w:val="Compact"/>
+            </w:pPr>
+            <w:r>
+              <w:t>Why</w:t>
             </w:r>
           </w:p>
         </w:tc>
       </w:tr>
       <w:tr>
         <w:tc>
-          <w:tcPr/>
+          <w:tcPr>
+            <w:tcW w:w="3960" w:type="dxa"/>
+          </w:tcPr>
           <w:p>
             <w:pPr>
               <w:pStyle w:val="Compact"/>
@@ -1042,40 +895,38 @@
               <w:rPr>
                 <w:rStyle w:val="VerbatimChar"/>
               </w:rPr>
-              <w:t xml:space="preserve">batches.qty_on_hand</w:t>
-            </w:r>
-          </w:p>
-        </w:tc>
-        <w:tc>
-          <w:tcPr/>
-          <w:p>
-            <w:pPr>
-              <w:pStyle w:val="Compact"/>
-            </w:pPr>
-            <w:r>
-              <w:t xml:space="preserve">Hot-path read for POS and dashboards; recomputable from</w:t>
-            </w:r>
-            <w:r>
-              <w:t xml:space="preserve"> </w:t>
+              <w:t>batches.qty_on_hand</w:t>
+            </w:r>
+          </w:p>
+        </w:tc>
+        <w:tc>
+          <w:tcPr>
+            <w:tcW w:w="3960" w:type="dxa"/>
+          </w:tcPr>
+          <w:p>
+            <w:pPr>
+              <w:pStyle w:val="Compact"/>
+            </w:pPr>
+            <w:r>
+              <w:t xml:space="preserve">Hot-path read for POS and dashboards; recomputable from </w:t>
             </w:r>
             <w:r>
               <w:rPr>
                 <w:rStyle w:val="VerbatimChar"/>
               </w:rPr>
-              <w:t xml:space="preserve">stock_movements</w:t>
-            </w:r>
-            <w:r>
-              <w:t xml:space="preserve"> </w:t>
-            </w:r>
-            <w:r>
-              <w:t xml:space="preserve">(invariant checked by a nightly job).</w:t>
+              <w:t>stock_movements</w:t>
+            </w:r>
+            <w:r>
+              <w:t xml:space="preserve"> (invariant checked by a nightly job).</w:t>
             </w:r>
           </w:p>
         </w:tc>
       </w:tr>
       <w:tr>
         <w:tc>
-          <w:tcPr/>
+          <w:tcPr>
+            <w:tcW w:w="3960" w:type="dxa"/>
+          </w:tcPr>
           <w:p>
             <w:pPr>
               <w:pStyle w:val="Compact"/>
@@ -1084,49 +935,47 @@
               <w:rPr>
                 <w:rStyle w:val="VerbatimChar"/>
               </w:rPr>
-              <w:t xml:space="preserve">sale_items.unit_price</w:t>
-            </w:r>
-            <w:r>
-              <w:t xml:space="preserve">,</w:t>
-            </w:r>
-            <w:r>
-              <w:t xml:space="preserve"> </w:t>
+              <w:t>sale_items.unit_price</w:t>
+            </w:r>
+            <w:r>
+              <w:t xml:space="preserve">, </w:t>
             </w:r>
             <w:r>
               <w:rPr>
                 <w:rStyle w:val="VerbatimChar"/>
               </w:rPr>
-              <w:t xml:space="preserve">line_total</w:t>
-            </w:r>
-            <w:r>
-              <w:t xml:space="preserve">;</w:t>
-            </w:r>
-            <w:r>
-              <w:t xml:space="preserve"> </w:t>
+              <w:t>line_total</w:t>
+            </w:r>
+            <w:r>
+              <w:t xml:space="preserve">; </w:t>
             </w:r>
             <w:r>
               <w:rPr>
                 <w:rStyle w:val="VerbatimChar"/>
               </w:rPr>
-              <w:t xml:space="preserve">sales.total</w:t>
-            </w:r>
-          </w:p>
-        </w:tc>
-        <w:tc>
-          <w:tcPr/>
-          <w:p>
-            <w:pPr>
-              <w:pStyle w:val="Compact"/>
-            </w:pPr>
-            <w:r>
-              <w:t xml:space="preserve">Point-in-time snapshot: receipts must not change when prices change later (BR-03/BR-04).</w:t>
+              <w:t>sales.total</w:t>
+            </w:r>
+          </w:p>
+        </w:tc>
+        <w:tc>
+          <w:tcPr>
+            <w:tcW w:w="3960" w:type="dxa"/>
+          </w:tcPr>
+          <w:p>
+            <w:pPr>
+              <w:pStyle w:val="Compact"/>
+            </w:pPr>
+            <w:r>
+              <w:t>Point-in-time snapshot: receipts must not change when prices change later (BR-03/BR-04).</w:t>
             </w:r>
           </w:p>
         </w:tc>
       </w:tr>
       <w:tr>
         <w:tc>
-          <w:tcPr/>
+          <w:tcPr>
+            <w:tcW w:w="3960" w:type="dxa"/>
+          </w:tcPr>
           <w:p>
             <w:pPr>
               <w:pStyle w:val="Compact"/>
@@ -1135,215 +984,226 @@
               <w:rPr>
                 <w:rStyle w:val="VerbatimChar"/>
               </w:rPr>
-              <w:t xml:space="preserve">stock_movements.qty_delta</w:t>
-            </w:r>
-            <w:r>
-              <w:t xml:space="preserve"> </w:t>
-            </w:r>
-            <w:r>
-              <w:t xml:space="preserve">sign convention</w:t>
-            </w:r>
-          </w:p>
-        </w:tc>
-        <w:tc>
-          <w:tcPr/>
-          <w:p>
-            <w:pPr>
-              <w:pStyle w:val="Compact"/>
-            </w:pPr>
-            <w:r>
-              <w:t xml:space="preserve">Positive = stock in, negative = stock out; avoids joins to interpret the ledger.</w:t>
-            </w:r>
+              <w:t>stock_movements.qty_delta</w:t>
+            </w:r>
+            <w:r>
+              <w:t xml:space="preserve"> sign convention</w:t>
+            </w:r>
+          </w:p>
+        </w:tc>
+        <w:tc>
+          <w:tcPr>
+            <w:tcW w:w="3960" w:type="dxa"/>
+          </w:tcPr>
+          <w:p>
+            <w:pPr>
+              <w:pStyle w:val="Compact"/>
+            </w:pPr>
+            <w:r>
+              <w:t>Positive = stock in, negative = stock out; avoids joins to interpret the ledger.</w:t>
+            </w:r>
+          </w:p>
+          <w:p>
+            <w:pPr>
+              <w:pStyle w:val="Compact"/>
+            </w:pPr>
+          </w:p>
+          <w:p>
+            <w:pPr>
+              <w:pStyle w:val="Compact"/>
+            </w:pPr>
+          </w:p>
+          <w:p>
+            <w:pPr>
+              <w:pStyle w:val="Compact"/>
+            </w:pPr>
           </w:p>
         </w:tc>
       </w:tr>
     </w:tbl>
-    <w:bookmarkEnd w:id="15"/>
-    <w:bookmarkStart w:id="16" w:name="keys-constraints-integrity-highlights"/>
     <w:p>
       <w:pPr>
         <w:pStyle w:val="Heading2"/>
-      </w:pPr>
-      <w:r>
-        <w:t xml:space="preserve">Keys, constraints &amp; integrity highlights</w:t>
+        <w:rPr>
+          <w:b/>
+          <w:bCs/>
+          <w:color w:val="000000" w:themeColor="text1"/>
+        </w:rPr>
+      </w:pPr>
+      <w:bookmarkStart w:id="4" w:name="keys-constraints-integrity-highlights"/>
+      <w:bookmarkEnd w:id="3"/>
+      <w:r>
+        <w:rPr>
+          <w:b/>
+          <w:bCs/>
+          <w:color w:val="000000" w:themeColor="text1"/>
+        </w:rPr>
+        <w:t>Keys, constraints &amp; integrity highlights</w:t>
       </w:r>
     </w:p>
     <w:tbl>
       <w:tblPr>
         <w:tblStyle w:val="Table"/>
-        <w:tblW w:type="pct" w:w="5000"/>
+        <w:tblW w:w="5000" w:type="pct"/>
         <w:tblLayout w:type="fixed"/>
-        <w:tblLook w:firstRow="1" w:lastRow="0" w:firstColumn="0" w:lastColumn="0" w:noHBand="0" w:noVBand="0" w:val="0020"/>
+        <w:tblLook w:val="0020" w:firstRow="1" w:lastRow="0" w:firstColumn="0" w:lastColumn="0" w:noHBand="0" w:noVBand="0"/>
       </w:tblPr>
       <w:tblGrid>
-        <w:gridCol w:w="3960"/>
-        <w:gridCol w:w="3960"/>
+        <w:gridCol w:w="4788"/>
+        <w:gridCol w:w="4788"/>
       </w:tblGrid>
       <w:tr>
         <w:trPr>
-          <w:tblHeader w:val="on"/>
+          <w:cnfStyle w:val="100000000000" w:firstRow="1" w:lastRow="0" w:firstColumn="0" w:lastColumn="0" w:oddVBand="0" w:evenVBand="0" w:oddHBand="0" w:evenHBand="0" w:firstRowFirstColumn="0" w:firstRowLastColumn="0" w:lastRowFirstColumn="0" w:lastRowLastColumn="0"/>
+          <w:tblHeader/>
         </w:trPr>
         <w:tc>
-          <w:tcPr/>
-          <w:p>
-            <w:pPr>
-              <w:pStyle w:val="Compact"/>
-            </w:pPr>
-            <w:r>
-              <w:t xml:space="preserve">Concern</w:t>
-            </w:r>
-          </w:p>
-        </w:tc>
-        <w:tc>
-          <w:tcPr/>
-          <w:p>
-            <w:pPr>
-              <w:pStyle w:val="Compact"/>
-            </w:pPr>
-            <w:r>
-              <w:t xml:space="preserve">Mechanism</w:t>
+          <w:tcPr>
+            <w:tcW w:w="3960" w:type="dxa"/>
+          </w:tcPr>
+          <w:p>
+            <w:pPr>
+              <w:pStyle w:val="Compact"/>
+            </w:pPr>
+            <w:r>
+              <w:t>Concern</w:t>
+            </w:r>
+          </w:p>
+        </w:tc>
+        <w:tc>
+          <w:tcPr>
+            <w:tcW w:w="3960" w:type="dxa"/>
+          </w:tcPr>
+          <w:p>
+            <w:pPr>
+              <w:pStyle w:val="Compact"/>
+            </w:pPr>
+            <w:r>
+              <w:t>Mechanism</w:t>
             </w:r>
           </w:p>
         </w:tc>
       </w:tr>
       <w:tr>
         <w:tc>
-          <w:tcPr/>
-          <w:p>
-            <w:pPr>
-              <w:pStyle w:val="Compact"/>
-            </w:pPr>
-            <w:r>
-              <w:t xml:space="preserve">Primary keys</w:t>
-            </w:r>
-          </w:p>
-        </w:tc>
-        <w:tc>
-          <w:tcPr/>
-          <w:p>
-            <w:pPr>
-              <w:pStyle w:val="Compact"/>
-            </w:pPr>
-            <w:r>
-              <w:t xml:space="preserve">UUIDv7 app-generated (sortable, offline-safe);</w:t>
-            </w:r>
-            <w:r>
-              <w:t xml:space="preserve"> </w:t>
+          <w:tcPr>
+            <w:tcW w:w="3960" w:type="dxa"/>
+          </w:tcPr>
+          <w:p>
+            <w:pPr>
+              <w:pStyle w:val="Compact"/>
+            </w:pPr>
+            <w:r>
+              <w:t>Primary keys</w:t>
+            </w:r>
+          </w:p>
+        </w:tc>
+        <w:tc>
+          <w:tcPr>
+            <w:tcW w:w="3960" w:type="dxa"/>
+          </w:tcPr>
+          <w:p>
+            <w:pPr>
+              <w:pStyle w:val="Compact"/>
+            </w:pPr>
+            <w:r>
+              <w:t xml:space="preserve">UUIDv7 app-generated (sortable, offline-safe); </w:t>
             </w:r>
             <w:r>
               <w:rPr>
                 <w:rStyle w:val="VerbatimChar"/>
               </w:rPr>
-              <w:t xml:space="preserve">stock_movements</w:t>
-            </w:r>
-            <w:r>
-              <w:t xml:space="preserve"> </w:t>
-            </w:r>
-            <w:r>
-              <w:t xml:space="preserve">uses</w:t>
-            </w:r>
-            <w:r>
-              <w:t xml:space="preserve"> </w:t>
+              <w:t>stock_movements</w:t>
+            </w:r>
+            <w:r>
+              <w:t xml:space="preserve"> uses </w:t>
             </w:r>
             <w:r>
               <w:rPr>
                 <w:rStyle w:val="VerbatimChar"/>
               </w:rPr>
-              <w:t xml:space="preserve">BIGINT IDENTITY</w:t>
-            </w:r>
-            <w:r>
-              <w:t xml:space="preserve"> </w:t>
-            </w:r>
-            <w:r>
-              <w:t xml:space="preserve">(append-only ledger)</w:t>
+              <w:t>BIGINT IDENTITY</w:t>
+            </w:r>
+            <w:r>
+              <w:t xml:space="preserve"> (append-only ledger)</w:t>
             </w:r>
           </w:p>
         </w:tc>
       </w:tr>
       <w:tr>
         <w:tc>
-          <w:tcPr/>
-          <w:p>
-            <w:pPr>
-              <w:pStyle w:val="Compact"/>
-            </w:pPr>
-            <w:r>
-              <w:t xml:space="preserve">No oversell (online)</w:t>
-            </w:r>
-          </w:p>
-        </w:tc>
-        <w:tc>
-          <w:tcPr/>
-          <w:p>
-            <w:pPr>
-              <w:pStyle w:val="Compact"/>
-            </w:pPr>
-            <w:r>
-              <w:t xml:space="preserve">Batch rows locked</w:t>
-            </w:r>
-            <w:r>
-              <w:t xml:space="preserve"> </w:t>
+          <w:tcPr>
+            <w:tcW w:w="3960" w:type="dxa"/>
+          </w:tcPr>
+          <w:p>
+            <w:pPr>
+              <w:pStyle w:val="Compact"/>
+            </w:pPr>
+            <w:r>
+              <w:t>No oversell (online)</w:t>
+            </w:r>
+          </w:p>
+        </w:tc>
+        <w:tc>
+          <w:tcPr>
+            <w:tcW w:w="3960" w:type="dxa"/>
+          </w:tcPr>
+          <w:p>
+            <w:pPr>
+              <w:pStyle w:val="Compact"/>
+            </w:pPr>
+            <w:r>
+              <w:t xml:space="preserve">Batch rows locked </w:t>
             </w:r>
             <w:r>
               <w:rPr>
                 <w:rStyle w:val="VerbatimChar"/>
               </w:rPr>
-              <w:t xml:space="preserve">FOR UPDATE</w:t>
-            </w:r>
-            <w:r>
-              <w:t xml:space="preserve"> </w:t>
-            </w:r>
-            <w:r>
-              <w:t xml:space="preserve">inside the sale transaction;</w:t>
-            </w:r>
-            <w:r>
-              <w:t xml:space="preserve"> </w:t>
+              <w:t>FOR UPDATE</w:t>
+            </w:r>
+            <w:r>
+              <w:t xml:space="preserve"> inside the sale transaction; </w:t>
             </w:r>
             <w:r>
               <w:rPr>
                 <w:rStyle w:val="VerbatimChar"/>
               </w:rPr>
-              <w:t xml:space="preserve">qty_on_hand</w:t>
-            </w:r>
-            <w:r>
-              <w:t xml:space="preserve"> </w:t>
-            </w:r>
-            <w:r>
-              <w:t xml:space="preserve">may go negative</w:t>
-            </w:r>
-            <w:r>
-              <w:t xml:space="preserve"> </w:t>
+              <w:t>qty_on_hand</w:t>
+            </w:r>
+            <w:r>
+              <w:t xml:space="preserve"> may go negative </w:t>
             </w:r>
             <w:r>
               <w:rPr>
                 <w:b/>
                 <w:bCs/>
               </w:rPr>
-              <w:t xml:space="preserve">only</w:t>
-            </w:r>
-            <w:r>
-              <w:t xml:space="preserve"> </w:t>
-            </w:r>
-            <w:r>
-              <w:t xml:space="preserve">via the offline-sync path, which flags an exception (ADR-006)</w:t>
+              <w:t>only</w:t>
+            </w:r>
+            <w:r>
+              <w:t xml:space="preserve"> via the offline-sync path, which flags an exception (ADR-006)</w:t>
             </w:r>
           </w:p>
         </w:tc>
       </w:tr>
       <w:tr>
         <w:tc>
-          <w:tcPr/>
-          <w:p>
-            <w:pPr>
-              <w:pStyle w:val="Compact"/>
-            </w:pPr>
-            <w:r>
-              <w:t xml:space="preserve">Expired stock unsellable</w:t>
-            </w:r>
-          </w:p>
-        </w:tc>
-        <w:tc>
-          <w:tcPr/>
+          <w:tcPr>
+            <w:tcW w:w="3960" w:type="dxa"/>
+          </w:tcPr>
+          <w:p>
+            <w:pPr>
+              <w:pStyle w:val="Compact"/>
+            </w:pPr>
+            <w:r>
+              <w:t>Expired stock unsellable</w:t>
+            </w:r>
+          </w:p>
+        </w:tc>
+        <w:tc>
+          <w:tcPr>
+            <w:tcW w:w="3960" w:type="dxa"/>
+          </w:tcPr>
           <w:p>
             <w:pPr>
               <w:pStyle w:val="Compact"/>
@@ -1352,55 +1212,47 @@
               <w:rPr>
                 <w:rStyle w:val="VerbatimChar"/>
               </w:rPr>
-              <w:t xml:space="preserve">batches.status</w:t>
-            </w:r>
-            <w:r>
-              <w:t xml:space="preserve"> </w:t>
-            </w:r>
-            <w:r>
-              <w:t xml:space="preserve">derived by nightly job +</w:t>
-            </w:r>
-            <w:r>
-              <w:t xml:space="preserve"> </w:t>
+              <w:t>batches.status</w:t>
+            </w:r>
+            <w:r>
+              <w:t xml:space="preserve"> derived by nightly job + </w:t>
             </w:r>
             <w:r>
               <w:rPr>
                 <w:rStyle w:val="VerbatimChar"/>
               </w:rPr>
-              <w:t xml:space="preserve">CHECK (expiry_date &gt; sold-at)</w:t>
-            </w:r>
-            <w:r>
-              <w:t xml:space="preserve"> </w:t>
-            </w:r>
-            <w:r>
-              <w:t xml:space="preserve">enforced in service layer; report view</w:t>
-            </w:r>
-            <w:r>
-              <w:t xml:space="preserve"> </w:t>
+              <w:t>CHECK (expiry_date &gt; sold-at)</w:t>
+            </w:r>
+            <w:r>
+              <w:t xml:space="preserve"> enforced in service layer; report view </w:t>
             </w:r>
             <w:r>
               <w:rPr>
                 <w:rStyle w:val="VerbatimChar"/>
               </w:rPr>
-              <w:t xml:space="preserve">v_expired_stock</w:t>
+              <w:t>v_expired_stock</w:t>
             </w:r>
           </w:p>
         </w:tc>
       </w:tr>
       <w:tr>
         <w:tc>
-          <w:tcPr/>
-          <w:p>
-            <w:pPr>
-              <w:pStyle w:val="Compact"/>
-            </w:pPr>
-            <w:r>
-              <w:t xml:space="preserve">Valid money/quantities</w:t>
-            </w:r>
-          </w:p>
-        </w:tc>
-        <w:tc>
-          <w:tcPr/>
+          <w:tcPr>
+            <w:tcW w:w="3960" w:type="dxa"/>
+          </w:tcPr>
+          <w:p>
+            <w:pPr>
+              <w:pStyle w:val="Compact"/>
+            </w:pPr>
+            <w:r>
+              <w:t>Valid money/quantities</w:t>
+            </w:r>
+          </w:p>
+        </w:tc>
+        <w:tc>
+          <w:tcPr>
+            <w:tcW w:w="3960" w:type="dxa"/>
+          </w:tcPr>
           <w:p>
             <w:pPr>
               <w:pStyle w:val="Compact"/>
@@ -1409,52 +1261,47 @@
               <w:rPr>
                 <w:rStyle w:val="VerbatimChar"/>
               </w:rPr>
-              <w:t xml:space="preserve">CHECK (quantity &gt; 0)</w:t>
-            </w:r>
-            <w:r>
-              <w:t xml:space="preserve"> </w:t>
-            </w:r>
-            <w:r>
-              <w:t xml:space="preserve">on sale/PO/receipt lines;</w:t>
-            </w:r>
-            <w:r>
-              <w:t xml:space="preserve"> </w:t>
+              <w:t>CHECK (quantity &gt; 0)</w:t>
+            </w:r>
+            <w:r>
+              <w:t xml:space="preserve"> on sale/PO/receipt lines; </w:t>
             </w:r>
             <w:r>
               <w:rPr>
                 <w:rStyle w:val="VerbatimChar"/>
               </w:rPr>
-              <w:t xml:space="preserve">CHECK (factor_to_base &gt;= 1)</w:t>
-            </w:r>
-            <w:r>
-              <w:t xml:space="preserve">;</w:t>
-            </w:r>
-            <w:r>
-              <w:t xml:space="preserve"> </w:t>
+              <w:t>CHECK (factor_to_base &gt;= 1)</w:t>
+            </w:r>
+            <w:r>
+              <w:t xml:space="preserve">; </w:t>
             </w:r>
             <w:r>
               <w:rPr>
                 <w:rStyle w:val="VerbatimChar"/>
               </w:rPr>
-              <w:t xml:space="preserve">CHECK (total &gt;= 0)</w:t>
+              <w:t>CHECK (total &gt;= 0)</w:t>
             </w:r>
           </w:p>
         </w:tc>
       </w:tr>
       <w:tr>
         <w:tc>
-          <w:tcPr/>
-          <w:p>
-            <w:pPr>
-              <w:pStyle w:val="Compact"/>
-            </w:pPr>
-            <w:r>
-              <w:t xml:space="preserve">Duplicate scans</w:t>
-            </w:r>
-          </w:p>
-        </w:tc>
-        <w:tc>
-          <w:tcPr/>
+          <w:tcPr>
+            <w:tcW w:w="3960" w:type="dxa"/>
+          </w:tcPr>
+          <w:p>
+            <w:pPr>
+              <w:pStyle w:val="Compact"/>
+            </w:pPr>
+            <w:r>
+              <w:t>Duplicate scans</w:t>
+            </w:r>
+          </w:p>
+        </w:tc>
+        <w:tc>
+          <w:tcPr>
+            <w:tcW w:w="3960" w:type="dxa"/>
+          </w:tcPr>
           <w:p>
             <w:pPr>
               <w:pStyle w:val="Compact"/>
@@ -1463,31 +1310,32 @@
               <w:rPr>
                 <w:rStyle w:val="VerbatimChar"/>
               </w:rPr>
-              <w:t xml:space="preserve">product_barcodes.barcode</w:t>
-            </w:r>
-            <w:r>
-              <w:t xml:space="preserve"> </w:t>
-            </w:r>
-            <w:r>
-              <w:t xml:space="preserve">globally unique</w:t>
+              <w:t>product_barcodes.barcode</w:t>
+            </w:r>
+            <w:r>
+              <w:t xml:space="preserve"> globally unique</w:t>
             </w:r>
           </w:p>
         </w:tc>
       </w:tr>
       <w:tr>
         <w:tc>
-          <w:tcPr/>
-          <w:p>
-            <w:pPr>
-              <w:pStyle w:val="Compact"/>
-            </w:pPr>
-            <w:r>
-              <w:t xml:space="preserve">Idempotent offline sync</w:t>
-            </w:r>
-          </w:p>
-        </w:tc>
-        <w:tc>
-          <w:tcPr/>
+          <w:tcPr>
+            <w:tcW w:w="3960" w:type="dxa"/>
+          </w:tcPr>
+          <w:p>
+            <w:pPr>
+              <w:pStyle w:val="Compact"/>
+            </w:pPr>
+            <w:r>
+              <w:t>Idempotent offline sync</w:t>
+            </w:r>
+          </w:p>
+        </w:tc>
+        <w:tc>
+          <w:tcPr>
+            <w:tcW w:w="3960" w:type="dxa"/>
+          </w:tcPr>
           <w:p>
             <w:pPr>
               <w:pStyle w:val="Compact"/>
@@ -1496,108 +1344,121 @@
               <w:rPr>
                 <w:rStyle w:val="VerbatimChar"/>
               </w:rPr>
-              <w:t xml:space="preserve">sales.client_sale_id</w:t>
-            </w:r>
-            <w:r>
-              <w:t xml:space="preserve"> </w:t>
-            </w:r>
-            <w:r>
-              <w:t xml:space="preserve">unique</w:t>
+              <w:t>sales.client_sale_id</w:t>
+            </w:r>
+            <w:r>
+              <w:t xml:space="preserve"> unique</w:t>
             </w:r>
           </w:p>
         </w:tc>
       </w:tr>
       <w:tr>
         <w:tc>
-          <w:tcPr/>
-          <w:p>
-            <w:pPr>
-              <w:pStyle w:val="Compact"/>
-            </w:pPr>
-            <w:r>
-              <w:t xml:space="preserve">Referential integrity</w:t>
-            </w:r>
-          </w:p>
-        </w:tc>
-        <w:tc>
-          <w:tcPr/>
-          <w:p>
-            <w:pPr>
-              <w:pStyle w:val="Compact"/>
-            </w:pPr>
-            <w:r>
-              <w:t xml:space="preserve">FKs everywhere with</w:t>
-            </w:r>
-            <w:r>
-              <w:t xml:space="preserve"> </w:t>
+          <w:tcPr>
+            <w:tcW w:w="3960" w:type="dxa"/>
+          </w:tcPr>
+          <w:p>
+            <w:pPr>
+              <w:pStyle w:val="Compact"/>
+            </w:pPr>
+            <w:r>
+              <w:lastRenderedPageBreak/>
+              <w:t>Referential integrity</w:t>
+            </w:r>
+          </w:p>
+        </w:tc>
+        <w:tc>
+          <w:tcPr>
+            <w:tcW w:w="3960" w:type="dxa"/>
+          </w:tcPr>
+          <w:p>
+            <w:pPr>
+              <w:pStyle w:val="Compact"/>
+            </w:pPr>
+            <w:r>
+              <w:t xml:space="preserve">FKs everywhere with </w:t>
             </w:r>
             <w:r>
               <w:rPr>
                 <w:rStyle w:val="VerbatimChar"/>
               </w:rPr>
-              <w:t xml:space="preserve">ON DELETE RESTRICT</w:t>
-            </w:r>
-            <w:r>
-              <w:t xml:space="preserve"> </w:t>
-            </w:r>
-            <w:r>
-              <w:t xml:space="preserve">(history is protected); soft delete instead of row deletion</w:t>
+              <w:t>ON DELETE RESTRICT</w:t>
+            </w:r>
+            <w:r>
+              <w:t xml:space="preserve"> (history is protected); soft delete instead of row deletion</w:t>
             </w:r>
           </w:p>
         </w:tc>
       </w:tr>
     </w:tbl>
-    <w:bookmarkEnd w:id="16"/>
-    <w:bookmarkStart w:id="17" w:name="indexes-beyond-pksuks"/>
     <w:p>
       <w:pPr>
         <w:pStyle w:val="Heading2"/>
-      </w:pPr>
-      <w:r>
-        <w:t xml:space="preserve">Indexes (beyond PKs/UKs)</w:t>
+        <w:rPr>
+          <w:b/>
+          <w:bCs/>
+          <w:color w:val="000000" w:themeColor="text1"/>
+        </w:rPr>
+      </w:pPr>
+      <w:bookmarkStart w:id="5" w:name="indexes-beyond-pksuks"/>
+      <w:bookmarkEnd w:id="4"/>
+      <w:r>
+        <w:rPr>
+          <w:b/>
+          <w:bCs/>
+          <w:color w:val="000000" w:themeColor="text1"/>
+        </w:rPr>
+        <w:t>Indexes (beyond PKs/UKs)</w:t>
       </w:r>
     </w:p>
     <w:tbl>
       <w:tblPr>
         <w:tblStyle w:val="Table"/>
-        <w:tblW w:type="pct" w:w="5000"/>
+        <w:tblW w:w="5000" w:type="pct"/>
         <w:tblLayout w:type="fixed"/>
-        <w:tblLook w:firstRow="1" w:lastRow="0" w:firstColumn="0" w:lastColumn="0" w:noHBand="0" w:noVBand="0" w:val="0020"/>
+        <w:tblLook w:val="0020" w:firstRow="1" w:lastRow="0" w:firstColumn="0" w:lastColumn="0" w:noHBand="0" w:noVBand="0"/>
       </w:tblPr>
       <w:tblGrid>
-        <w:gridCol w:w="3960"/>
-        <w:gridCol w:w="3960"/>
+        <w:gridCol w:w="4788"/>
+        <w:gridCol w:w="4788"/>
       </w:tblGrid>
       <w:tr>
         <w:trPr>
-          <w:tblHeader w:val="on"/>
+          <w:cnfStyle w:val="100000000000" w:firstRow="1" w:lastRow="0" w:firstColumn="0" w:lastColumn="0" w:oddVBand="0" w:evenVBand="0" w:oddHBand="0" w:evenHBand="0" w:firstRowFirstColumn="0" w:firstRowLastColumn="0" w:lastRowFirstColumn="0" w:lastRowLastColumn="0"/>
+          <w:tblHeader/>
         </w:trPr>
         <w:tc>
-          <w:tcPr/>
-          <w:p>
-            <w:pPr>
-              <w:pStyle w:val="Compact"/>
-            </w:pPr>
-            <w:r>
-              <w:t xml:space="preserve">Index</w:t>
-            </w:r>
-          </w:p>
-        </w:tc>
-        <w:tc>
-          <w:tcPr/>
-          <w:p>
-            <w:pPr>
-              <w:pStyle w:val="Compact"/>
-            </w:pPr>
-            <w:r>
-              <w:t xml:space="preserve">Serves</w:t>
+          <w:tcPr>
+            <w:tcW w:w="3960" w:type="dxa"/>
+          </w:tcPr>
+          <w:p>
+            <w:pPr>
+              <w:pStyle w:val="Compact"/>
+            </w:pPr>
+            <w:r>
+              <w:t>Index</w:t>
+            </w:r>
+          </w:p>
+        </w:tc>
+        <w:tc>
+          <w:tcPr>
+            <w:tcW w:w="3960" w:type="dxa"/>
+          </w:tcPr>
+          <w:p>
+            <w:pPr>
+              <w:pStyle w:val="Compact"/>
+            </w:pPr>
+            <w:r>
+              <w:t>Serves</w:t>
             </w:r>
           </w:p>
         </w:tc>
       </w:tr>
       <w:tr>
         <w:tc>
-          <w:tcPr/>
+          <w:tcPr>
+            <w:tcW w:w="3960" w:type="dxa"/>
+          </w:tcPr>
           <w:p>
             <w:pPr>
               <w:pStyle w:val="Compact"/>
@@ -1606,52 +1467,47 @@
               <w:rPr>
                 <w:rStyle w:val="VerbatimChar"/>
               </w:rPr>
-              <w:t xml:space="preserve">GIN (name gin_trgm_ops)</w:t>
-            </w:r>
-            <w:r>
-              <w:t xml:space="preserve">,</w:t>
-            </w:r>
-            <w:r>
-              <w:t xml:space="preserve"> </w:t>
+              <w:t>GIN (name gin_trgm_ops)</w:t>
+            </w:r>
+            <w:r>
+              <w:t xml:space="preserve">, </w:t>
             </w:r>
             <w:r>
               <w:rPr>
                 <w:rStyle w:val="VerbatimChar"/>
               </w:rPr>
-              <w:t xml:space="preserve">GIN (generic_name gin_trgm_ops)</w:t>
-            </w:r>
-            <w:r>
-              <w:t xml:space="preserve"> </w:t>
-            </w:r>
-            <w:r>
-              <w:t xml:space="preserve">on</w:t>
-            </w:r>
-            <w:r>
-              <w:t xml:space="preserve"> </w:t>
+              <w:t>GIN (generic_name gin_trgm_ops)</w:t>
+            </w:r>
+            <w:r>
+              <w:t xml:space="preserve"> on </w:t>
             </w:r>
             <w:r>
               <w:rPr>
                 <w:rStyle w:val="VerbatimChar"/>
               </w:rPr>
-              <w:t xml:space="preserve">products</w:t>
-            </w:r>
-          </w:p>
-        </w:tc>
-        <w:tc>
-          <w:tcPr/>
-          <w:p>
-            <w:pPr>
-              <w:pStyle w:val="Compact"/>
-            </w:pPr>
-            <w:r>
-              <w:t xml:space="preserve">&lt;300 ms fuzzy search over 10k SKUs (NFR-01)</w:t>
+              <w:t>products</w:t>
+            </w:r>
+          </w:p>
+        </w:tc>
+        <w:tc>
+          <w:tcPr>
+            <w:tcW w:w="3960" w:type="dxa"/>
+          </w:tcPr>
+          <w:p>
+            <w:pPr>
+              <w:pStyle w:val="Compact"/>
+            </w:pPr>
+            <w:r>
+              <w:t>&lt;300 ms fuzzy search over 10k SKUs (NFR-01)</w:t>
             </w:r>
           </w:p>
         </w:tc>
       </w:tr>
       <w:tr>
         <w:tc>
-          <w:tcPr/>
+          <w:tcPr>
+            <w:tcW w:w="3960" w:type="dxa"/>
+          </w:tcPr>
           <w:p>
             <w:pPr>
               <w:pStyle w:val="Compact"/>
@@ -1660,25 +1516,29 @@
               <w:rPr>
                 <w:rStyle w:val="VerbatimChar"/>
               </w:rPr>
-              <w:t xml:space="preserve">batches (product_id, expiry_date) WHERE status = 'ACTIVE'</w:t>
-            </w:r>
-          </w:p>
-        </w:tc>
-        <w:tc>
-          <w:tcPr/>
-          <w:p>
-            <w:pPr>
-              <w:pStyle w:val="Compact"/>
-            </w:pPr>
-            <w:r>
-              <w:t xml:space="preserve">FEFO pick + expiry dashboards</w:t>
+              <w:t>batches (product_id, expiry_date) WHERE status = 'ACTIVE'</w:t>
+            </w:r>
+          </w:p>
+        </w:tc>
+        <w:tc>
+          <w:tcPr>
+            <w:tcW w:w="3960" w:type="dxa"/>
+          </w:tcPr>
+          <w:p>
+            <w:pPr>
+              <w:pStyle w:val="Compact"/>
+            </w:pPr>
+            <w:r>
+              <w:t>FEFO pick + expiry dashboards</w:t>
             </w:r>
           </w:p>
         </w:tc>
       </w:tr>
       <w:tr>
         <w:tc>
-          <w:tcPr/>
+          <w:tcPr>
+            <w:tcW w:w="3960" w:type="dxa"/>
+          </w:tcPr>
           <w:p>
             <w:pPr>
               <w:pStyle w:val="Compact"/>
@@ -1687,25 +1547,29 @@
               <w:rPr>
                 <w:rStyle w:val="VerbatimChar"/>
               </w:rPr>
-              <w:t xml:space="preserve">stock_movements (product_id, created_at DESC)</w:t>
-            </w:r>
-          </w:p>
-        </w:tc>
-        <w:tc>
-          <w:tcPr/>
-          <w:p>
-            <w:pPr>
-              <w:pStyle w:val="Compact"/>
-            </w:pPr>
-            <w:r>
-              <w:t xml:space="preserve">Product movement history</w:t>
+              <w:t>stock_movements (product_id, created_at DESC)</w:t>
+            </w:r>
+          </w:p>
+        </w:tc>
+        <w:tc>
+          <w:tcPr>
+            <w:tcW w:w="3960" w:type="dxa"/>
+          </w:tcPr>
+          <w:p>
+            <w:pPr>
+              <w:pStyle w:val="Compact"/>
+            </w:pPr>
+            <w:r>
+              <w:t>Product movement history</w:t>
             </w:r>
           </w:p>
         </w:tc>
       </w:tr>
       <w:tr>
         <w:tc>
-          <w:tcPr/>
+          <w:tcPr>
+            <w:tcW w:w="3960" w:type="dxa"/>
+          </w:tcPr>
           <w:p>
             <w:pPr>
               <w:pStyle w:val="Compact"/>
@@ -1714,25 +1578,29 @@
               <w:rPr>
                 <w:rStyle w:val="VerbatimChar"/>
               </w:rPr>
-              <w:t xml:space="preserve">stock_movements (ref_type, ref_id)</w:t>
-            </w:r>
-          </w:p>
-        </w:tc>
-        <w:tc>
-          <w:tcPr/>
-          <w:p>
-            <w:pPr>
-              <w:pStyle w:val="Compact"/>
-            </w:pPr>
-            <w:r>
-              <w:t xml:space="preserve">Trace a sale/receipt to its ledger entries</w:t>
+              <w:t>stock_movements (ref_type, ref_id)</w:t>
+            </w:r>
+          </w:p>
+        </w:tc>
+        <w:tc>
+          <w:tcPr>
+            <w:tcW w:w="3960" w:type="dxa"/>
+          </w:tcPr>
+          <w:p>
+            <w:pPr>
+              <w:pStyle w:val="Compact"/>
+            </w:pPr>
+            <w:r>
+              <w:t>Trace a sale/receipt to its ledger entries</w:t>
             </w:r>
           </w:p>
         </w:tc>
       </w:tr>
       <w:tr>
         <w:tc>
-          <w:tcPr/>
+          <w:tcPr>
+            <w:tcW w:w="3960" w:type="dxa"/>
+          </w:tcPr>
           <w:p>
             <w:pPr>
               <w:pStyle w:val="Compact"/>
@@ -1741,37 +1609,38 @@
               <w:rPr>
                 <w:rStyle w:val="VerbatimChar"/>
               </w:rPr>
-              <w:t xml:space="preserve">sales (sold_at DESC)</w:t>
-            </w:r>
-            <w:r>
-              <w:t xml:space="preserve">,</w:t>
-            </w:r>
-            <w:r>
-              <w:t xml:space="preserve"> </w:t>
+              <w:t>sales (sold_at DESC)</w:t>
+            </w:r>
+            <w:r>
+              <w:t xml:space="preserve">, </w:t>
             </w:r>
             <w:r>
               <w:rPr>
                 <w:rStyle w:val="VerbatimChar"/>
               </w:rPr>
-              <w:t xml:space="preserve">sales (cashier_id, sold_at)</w:t>
-            </w:r>
-          </w:p>
-        </w:tc>
-        <w:tc>
-          <w:tcPr/>
-          <w:p>
-            <w:pPr>
-              <w:pStyle w:val="Compact"/>
-            </w:pPr>
-            <w:r>
-              <w:t xml:space="preserve">Z-reports, cashier reports</w:t>
+              <w:t>sales (cashier_id, sold_at)</w:t>
+            </w:r>
+          </w:p>
+        </w:tc>
+        <w:tc>
+          <w:tcPr>
+            <w:tcW w:w="3960" w:type="dxa"/>
+          </w:tcPr>
+          <w:p>
+            <w:pPr>
+              <w:pStyle w:val="Compact"/>
+            </w:pPr>
+            <w:r>
+              <w:t>Z-reports, cashier reports</w:t>
             </w:r>
           </w:p>
         </w:tc>
       </w:tr>
       <w:tr>
         <w:tc>
-          <w:tcPr/>
+          <w:tcPr>
+            <w:tcW w:w="3960" w:type="dxa"/>
+          </w:tcPr>
           <w:p>
             <w:pPr>
               <w:pStyle w:val="Compact"/>
@@ -1780,25 +1649,29 @@
               <w:rPr>
                 <w:rStyle w:val="VerbatimChar"/>
               </w:rPr>
-              <w:t xml:space="preserve">sale_items (product_id, created_at)</w:t>
-            </w:r>
-          </w:p>
-        </w:tc>
-        <w:tc>
-          <w:tcPr/>
-          <w:p>
-            <w:pPr>
-              <w:pStyle w:val="Compact"/>
-            </w:pPr>
-            <w:r>
-              <w:t xml:space="preserve">Top-sellers, product sales history</w:t>
+              <w:t>sale_items (product_id, created_at)</w:t>
+            </w:r>
+          </w:p>
+        </w:tc>
+        <w:tc>
+          <w:tcPr>
+            <w:tcW w:w="3960" w:type="dxa"/>
+          </w:tcPr>
+          <w:p>
+            <w:pPr>
+              <w:pStyle w:val="Compact"/>
+            </w:pPr>
+            <w:r>
+              <w:t>Top-sellers, product sales history</w:t>
             </w:r>
           </w:p>
         </w:tc>
       </w:tr>
       <w:tr>
         <w:tc>
-          <w:tcPr/>
+          <w:tcPr>
+            <w:tcW w:w="3960" w:type="dxa"/>
+          </w:tcPr>
           <w:p>
             <w:pPr>
               <w:pStyle w:val="Compact"/>
@@ -1807,31 +1680,58 @@
               <w:rPr>
                 <w:rStyle w:val="VerbatimChar"/>
               </w:rPr>
-              <w:t xml:space="preserve">audit_logs (entity, entity_id, created_at DESC)</w:t>
-            </w:r>
-          </w:p>
-        </w:tc>
-        <w:tc>
-          <w:tcPr/>
-          <w:p>
-            <w:pPr>
-              <w:pStyle w:val="Compact"/>
-            </w:pPr>
-            <w:r>
-              <w:t xml:space="preserve">Entity audit trail</w:t>
-            </w:r>
+              <w:t>audit_logs (entity, entity_id, created_at DESC)</w:t>
+            </w:r>
+          </w:p>
+        </w:tc>
+        <w:tc>
+          <w:tcPr>
+            <w:tcW w:w="3960" w:type="dxa"/>
+          </w:tcPr>
+          <w:p>
+            <w:pPr>
+              <w:pStyle w:val="Compact"/>
+            </w:pPr>
+            <w:r>
+              <w:t>Entity audit trail</w:t>
+            </w:r>
+          </w:p>
+          <w:p>
+            <w:pPr>
+              <w:pStyle w:val="Compact"/>
+            </w:pPr>
+          </w:p>
+          <w:p>
+            <w:pPr>
+              <w:pStyle w:val="Compact"/>
+            </w:pPr>
+          </w:p>
+          <w:p>
+            <w:pPr>
+              <w:pStyle w:val="Compact"/>
+            </w:pPr>
           </w:p>
         </w:tc>
       </w:tr>
     </w:tbl>
-    <w:bookmarkEnd w:id="17"/>
-    <w:bookmarkStart w:id="18" w:name="reporting-views"/>
     <w:p>
       <w:pPr>
         <w:pStyle w:val="Heading2"/>
-      </w:pPr>
-      <w:r>
-        <w:t xml:space="preserve">Reporting views</w:t>
+        <w:rPr>
+          <w:b/>
+          <w:bCs/>
+          <w:color w:val="000000" w:themeColor="text1"/>
+        </w:rPr>
+      </w:pPr>
+      <w:bookmarkStart w:id="6" w:name="reporting-views"/>
+      <w:bookmarkEnd w:id="5"/>
+      <w:r>
+        <w:rPr>
+          <w:b/>
+          <w:bCs/>
+          <w:color w:val="000000" w:themeColor="text1"/>
+        </w:rPr>
+        <w:t>Reporting views</w:t>
       </w:r>
     </w:p>
     <w:p>
@@ -1842,144 +1742,86 @@
         <w:rPr>
           <w:rStyle w:val="VerbatimChar"/>
         </w:rPr>
-        <w:t xml:space="preserve">v_stock_on_hand</w:t>
-      </w:r>
-      <w:r>
-        <w:t xml:space="preserve"> </w:t>
-      </w:r>
-      <w:r>
-        <w:t xml:space="preserve">(per product: base-unit qty, unit breakdown, valuation at cost),</w:t>
-      </w:r>
-      <w:r>
-        <w:t xml:space="preserve"> </w:t>
-      </w:r>
-      <w:r>
-        <w:rPr>
-          <w:rStyle w:val="VerbatimChar"/>
-        </w:rPr>
-        <w:t xml:space="preserve">v_low_stock</w:t>
-      </w:r>
-      <w:r>
-        <w:t xml:space="preserve">,</w:t>
-      </w:r>
-      <w:r>
-        <w:t xml:space="preserve"> </w:t>
-      </w:r>
-      <w:r>
-        <w:rPr>
-          <w:rStyle w:val="VerbatimChar"/>
-        </w:rPr>
-        <w:t xml:space="preserve">v_expiring_batches</w:t>
-      </w:r>
-      <w:r>
-        <w:t xml:space="preserve"> </w:t>
-      </w:r>
-      <w:r>
-        <w:t xml:space="preserve">(30/60/90-day windows),</w:t>
-      </w:r>
-      <w:r>
-        <w:t xml:space="preserve"> </w:t>
-      </w:r>
-      <w:r>
-        <w:rPr>
-          <w:rStyle w:val="VerbatimChar"/>
-        </w:rPr>
-        <w:t xml:space="preserve">v_expired_stock</w:t>
-      </w:r>
-      <w:r>
-        <w:t xml:space="preserve">,</w:t>
-      </w:r>
-      <w:r>
-        <w:t xml:space="preserve"> </w:t>
-      </w:r>
-      <w:r>
-        <w:rPr>
-          <w:rStyle w:val="VerbatimChar"/>
-        </w:rPr>
-        <w:t xml:space="preserve">v_daily_sales</w:t>
-      </w:r>
-      <w:r>
-        <w:t xml:space="preserve"> </w:t>
-      </w:r>
-      <w:r>
-        <w:t xml:space="preserve">(Z-report source),</w:t>
-      </w:r>
-      <w:r>
-        <w:t xml:space="preserve"> </w:t>
-      </w:r>
-      <w:r>
-        <w:rPr>
-          <w:rStyle w:val="VerbatimChar"/>
-        </w:rPr>
-        <w:t xml:space="preserve">v_shrinkage</w:t>
-      </w:r>
-      <w:r>
-        <w:t xml:space="preserve"> </w:t>
-      </w:r>
-      <w:r>
-        <w:t xml:space="preserve">(adjustments by reason). Defined in</w:t>
-      </w:r>
-      <w:r>
-        <w:t xml:space="preserve"> </w:t>
-      </w:r>
-      <w:r>
-        <w:t xml:space="preserve">schema.sql §7 — the</w:t>
-      </w:r>
-      <w:r>
-        <w:t xml:space="preserve"> </w:t>
-      </w:r>
-      <w:r>
-        <w:rPr>
-          <w:rStyle w:val="VerbatimChar"/>
-        </w:rPr>
-        <w:t xml:space="preserve">reporting</w:t>
-      </w:r>
-      <w:r>
-        <w:t xml:space="preserve"> </w:t>
-      </w:r>
-      <w:r>
-        <w:t xml:space="preserve">module reads only these views.</w:t>
-      </w:r>
+        <w:t>v_stock_on_hand</w:t>
+      </w:r>
+      <w:r>
+        <w:t xml:space="preserve"> (per product: base-unit qty, unit breakdown, valuation at cost), </w:t>
+      </w:r>
+      <w:r>
+        <w:rPr>
+          <w:rStyle w:val="VerbatimChar"/>
+        </w:rPr>
+        <w:t>v_low_stock</w:t>
+      </w:r>
+      <w:r>
+        <w:t xml:space="preserve">, </w:t>
+      </w:r>
+      <w:r>
+        <w:rPr>
+          <w:rStyle w:val="VerbatimChar"/>
+        </w:rPr>
+        <w:t>v_expiring_batches</w:t>
+      </w:r>
+      <w:r>
+        <w:t xml:space="preserve"> (30/60/90-day windows), </w:t>
+      </w:r>
+      <w:r>
+        <w:rPr>
+          <w:rStyle w:val="VerbatimChar"/>
+        </w:rPr>
+        <w:t>v_expired_stock</w:t>
+      </w:r>
+      <w:r>
+        <w:t xml:space="preserve">, </w:t>
+      </w:r>
+      <w:r>
+        <w:rPr>
+          <w:rStyle w:val="VerbatimChar"/>
+        </w:rPr>
+        <w:t>v_daily_sales</w:t>
+      </w:r>
+      <w:r>
+        <w:t xml:space="preserve"> (Z-report source), </w:t>
+      </w:r>
+      <w:r>
+        <w:rPr>
+          <w:rStyle w:val="VerbatimChar"/>
+        </w:rPr>
+        <w:t>v_shrinkage</w:t>
+      </w:r>
+      <w:r>
+        <w:t xml:space="preserve"> (adjustments by reason). Defined in schema.sql §7 — the </w:t>
+      </w:r>
+      <w:r>
+        <w:rPr>
+          <w:rStyle w:val="VerbatimChar"/>
+        </w:rPr>
+        <w:t>reporting</w:t>
+      </w:r>
+      <w:r>
+        <w:t xml:space="preserve"> module reads only these views.</w:t>
+      </w:r>
+      <w:bookmarkEnd w:id="0"/>
+      <w:bookmarkEnd w:id="6"/>
     </w:p>
-    <w:bookmarkEnd w:id="18"/>
-    <w:bookmarkEnd w:id="19"/>
     <w:sectPr>
       <w:footnotePr>
         <w:numRestart w:val="eachSect"/>
       </w:footnotePr>
+      <w:pgSz w:w="12240" w:h="15840"/>
+      <w:pgMar w:top="1440" w:right="1440" w:bottom="1440" w:left="1440" w:header="720" w:footer="720" w:gutter="0"/>
+      <w:cols w:space="720"/>
     </w:sectPr>
   </w:body>
 </w:document>
 </file>
 
-<file path=word/comments.xml><?xml version="1.0" encoding="utf-8"?>
-<w:comments xmlns:w="http://schemas.openxmlformats.org/wordprocessingml/2006/main" xmlns:m="http://schemas.openxmlformats.org/officeDocument/2006/math" xmlns:r="http://schemas.openxmlformats.org/officeDocument/2006/relationships" xmlns:o="urn:schemas-microsoft-com:office:office" xmlns:v="urn:schemas-microsoft-com:vml" xmlns:w10="urn:schemas-microsoft-com:office:word" xmlns:a="http://schemas.openxmlformats.org/drawingml/2006/main" xmlns:pic="http://schemas.openxmlformats.org/drawingml/2006/picture" xmlns:wp="http://schemas.openxmlformats.org/drawingml/2006/wordprocessingDrawing"/>
-</file>
-
-<file path=word/footnotes.xml><?xml version="1.0" encoding="utf-8"?>
-<w:footnotes xmlns:w="http://schemas.openxmlformats.org/wordprocessingml/2006/main" xmlns:m="http://schemas.openxmlformats.org/officeDocument/2006/math" xmlns:r="http://schemas.openxmlformats.org/officeDocument/2006/relationships" xmlns:o="urn:schemas-microsoft-com:office:office" xmlns:v="urn:schemas-microsoft-com:vml" xmlns:w10="urn:schemas-microsoft-com:office:word" xmlns:a="http://schemas.openxmlformats.org/drawingml/2006/main" xmlns:pic="http://schemas.openxmlformats.org/drawingml/2006/picture" xmlns:wp="http://schemas.openxmlformats.org/drawingml/2006/wordprocessingDrawing">
-  <w:footnote w:type="continuationSeparator" w:id="0">
-    <w:p>
-      <w:r>
-        <w:continuationSeparator/>
-      </w:r>
-    </w:p>
-  </w:footnote>
-  <w:footnote w:type="separator" w:id="-1">
-    <w:p>
-      <w:r>
-        <w:separator/>
-      </w:r>
-    </w:p>
-  </w:footnote>
-</w:footnotes>
-</file>
-
 <file path=word/numbering.xml><?xml version="1.0" encoding="utf-8"?>
-<w:numbering xmlns:w="http://schemas.openxmlformats.org/wordprocessingml/2006/main">
-  <w:abstractNum w:abstractNumId="990">
+<w:numbering xmlns:wpc="http://schemas.microsoft.com/office/word/2010/wordprocessingCanvas" xmlns:cx="http://schemas.microsoft.com/office/drawing/2014/chartex" xmlns:cx1="http://schemas.microsoft.com/office/drawing/2015/9/8/chartex" xmlns:cx2="http://schemas.microsoft.com/office/drawing/2015/10/21/chartex" xmlns:cx3="http://schemas.microsoft.com/office/drawing/2016/5/9/chartex" xmlns:cx4="http://schemas.microsoft.com/office/drawing/2016/5/10/chartex" xmlns:cx5="http://schemas.microsoft.com/office/drawing/2016/5/11/chartex" xmlns:cx6="http://schemas.microsoft.com/office/drawing/2016/5/12/chartex" xmlns:cx7="http://schemas.microsoft.com/office/drawing/2016/5/13/chartex" xmlns:cx8="http://schemas.microsoft.com/office/drawing/2016/5/14/chartex" xmlns:mc="http://schemas.openxmlformats.org/markup-compatibility/2006" xmlns:m="http://schemas.openxmlformats.org/officeDocument/2006/math" xmlns:aink="http://schemas.microsoft.com/office/drawing/2016/ink" xmlns:am3d="http://schemas.microsoft.com/office/drawing/2017/model3d" xmlns:oel="http://schemas.microsoft.com/office/2019/extlst" xmlns:r="http://schemas.openxmlformats.org/officeDocument/2006/relationships" xmlns:wp14="http://schemas.microsoft.com/office/word/2010/wordprocessingDrawing" xmlns:wp="http://schemas.openxmlformats.org/drawingml/2006/wordprocessingDrawing" xmlns:wpg="http://schemas.microsoft.com/office/word/2010/wordprocessingGroup" xmlns:wpi="http://schemas.microsoft.com/office/word/2010/wordprocessingInk" xmlns:wps="http://schemas.microsoft.com/office/word/2010/wordprocessingShape" xmlns:o="urn:schemas-microsoft-com:office:office" xmlns:v="urn:schemas-microsoft-com:vml" xmlns:w10="urn:schemas-microsoft-com:office:word" xmlns:w="http://schemas.openxmlformats.org/wordprocessingml/2006/main" xmlns:w14="http://schemas.microsoft.com/office/word/2010/wordml" xmlns:w15="http://schemas.microsoft.com/office/word/2012/wordml" xmlns:w16cei="http://schemas.microsoft.com/office/word/2026/wordml/cei" xmlns:w16cex="http://schemas.microsoft.com/office/word/2018/wordml/cex" xmlns:w16cid="http://schemas.microsoft.com/office/word/2016/wordml/cid" xmlns:w16="http://schemas.microsoft.com/office/word/2018/wordml" xmlns:w16sdtdh="http://schemas.microsoft.com/office/word/2020/wordml/sdtdatahash" xmlns:w16sdtfl="http://schemas.microsoft.com/office/word/2024/wordml/sdtformatlock" xmlns:w16se="http://schemas.microsoft.com/office/word/2015/wordml/symex" xmlns:w16du="http://schemas.microsoft.com/office/word/2023/wordml/word16du" xmlns:wne="http://schemas.microsoft.com/office/word/2006/wordml" mc:Ignorable="w14 w15 w16se w16cid w16 w16cex w16sdtdh w16sdtfl w16du wp14">
+  <w:abstractNum w:abstractNumId="0" w15:restartNumberingAfterBreak="0">
     <w:nsid w:val="0000A990"/>
     <w:multiLevelType w:val="multilevel"/>
+    <w:tmpl w:val="5E9616A6"/>
     <w:lvl w:ilvl="0">
       <w:numFmt w:val="bullet"/>
       <w:lvlText w:val=" "/>
@@ -2053,9 +1895,10 @@
       </w:pPr>
     </w:lvl>
   </w:abstractNum>
-  <w:abstractNum w:abstractNumId="991">
+  <w:abstractNum w:abstractNumId="1" w15:restartNumberingAfterBreak="0">
     <w:nsid w:val="0000A991"/>
     <w:multiLevelType w:val="multilevel"/>
+    <w:tmpl w:val="17240566"/>
     <w:lvl w:ilvl="0">
       <w:numFmt w:val="bullet"/>
       <w:lvlText w:val=""/>
@@ -2156,27 +1999,27 @@
       </w:rPr>
     </w:lvl>
   </w:abstractNum>
-  <w:num w:numId="1000">
-    <w:abstractNumId w:val="990"/>
+  <w:num w:numId="1" w16cid:durableId="1779787471">
+    <w:abstractNumId w:val="0"/>
   </w:num>
-  <w:num w:numId="1001">
-    <w:abstractNumId w:val="991"/>
+  <w:num w:numId="2" w16cid:durableId="1870102243">
+    <w:abstractNumId w:val="1"/>
   </w:num>
-  <w:num w:numId="1002">
-    <w:abstractNumId w:val="991"/>
+  <w:num w:numId="3" w16cid:durableId="1471944669">
+    <w:abstractNumId w:val="1"/>
   </w:num>
 </w:numbering>
 </file>
 
 <file path=word/styles.xml><?xml version="1.0" encoding="utf-8"?>
-<w:styles xmlns:r="http://schemas.openxmlformats.org/officeDocument/2006/relationships" xmlns:w="http://schemas.openxmlformats.org/wordprocessingml/2006/main">
+<w:styles xmlns:mc="http://schemas.openxmlformats.org/markup-compatibility/2006" xmlns:r="http://schemas.openxmlformats.org/officeDocument/2006/relationships" xmlns:w="http://schemas.openxmlformats.org/wordprocessingml/2006/main" xmlns:w14="http://schemas.microsoft.com/office/word/2010/wordml" xmlns:w15="http://schemas.microsoft.com/office/word/2012/wordml" xmlns:w16cex="http://schemas.microsoft.com/office/word/2018/wordml/cex" xmlns:w16cid="http://schemas.microsoft.com/office/word/2016/wordml/cid" xmlns:w16="http://schemas.microsoft.com/office/word/2018/wordml" xmlns:w16sdtdh="http://schemas.microsoft.com/office/word/2020/wordml/sdtdatahash" xmlns:w16sdtfl="http://schemas.microsoft.com/office/word/2024/wordml/sdtformatlock" xmlns:w16se="http://schemas.microsoft.com/office/word/2015/wordml/symex" xmlns:w16du="http://schemas.microsoft.com/office/word/2023/wordml/word16du" mc:Ignorable="w14 w15 w16se w16cid w16 w16cex w16sdtdh w16sdtfl w16du">
   <w:docDefaults>
     <w:rPrDefault>
       <w:rPr>
-        <w:rFonts w:asciiTheme="minorHAnsi" w:cstheme="minorBidi" w:eastAsiaTheme="minorEastAsia" w:hAnsiTheme="minorHAnsi"/>
+        <w:rFonts w:asciiTheme="minorHAnsi" w:eastAsiaTheme="minorEastAsia" w:hAnsiTheme="minorHAnsi" w:cstheme="minorBidi"/>
         <w:sz w:val="24"/>
         <w:szCs w:val="24"/>
-        <w:lang w:bidi="ar-SA" w:eastAsia="zh-CN" w:val="en-US"/>
+        <w:lang w:val="en-US" w:eastAsia="zh-CN" w:bidi="ar-SA"/>
       </w:rPr>
     </w:rPrDefault>
     <w:pPrDefault>
@@ -2185,168 +2028,255 @@
       </w:pPr>
     </w:pPrDefault>
   </w:docDefaults>
-  <w:latentStyles w:count="276" w:defLockedState="0" w:defQFormat="0" w:defSemiHidden="0" w:defUIPriority="0" w:defUnhideWhenUsed="0"/>
-  <w:style w:default="1" w:styleId="Normal" w:type="paragraph">
+  <w:latentStyles w:defLockedState="0" w:defUIPriority="0" w:defSemiHidden="0" w:defUnhideWhenUsed="0" w:defQFormat="0" w:count="376">
+    <w:lsdException w:name="Normal Table" w:semiHidden="1" w:unhideWhenUsed="1"/>
+    <w:lsdException w:name="Table Simple 1" w:semiHidden="1" w:unhideWhenUsed="1"/>
+    <w:lsdException w:name="Table Simple 2" w:semiHidden="1" w:unhideWhenUsed="1"/>
+    <w:lsdException w:name="Table Simple 3" w:semiHidden="1" w:unhideWhenUsed="1"/>
+    <w:lsdException w:name="Table Classic 1" w:semiHidden="1" w:unhideWhenUsed="1"/>
+    <w:lsdException w:name="Table Classic 2" w:semiHidden="1" w:unhideWhenUsed="1"/>
+    <w:lsdException w:name="Table Classic 3" w:semiHidden="1" w:unhideWhenUsed="1"/>
+    <w:lsdException w:name="Table Classic 4" w:semiHidden="1" w:unhideWhenUsed="1"/>
+    <w:lsdException w:name="Table Colorful 1" w:semiHidden="1" w:unhideWhenUsed="1"/>
+    <w:lsdException w:name="Table Colorful 2" w:semiHidden="1" w:unhideWhenUsed="1"/>
+    <w:lsdException w:name="Table Colorful 3" w:semiHidden="1" w:unhideWhenUsed="1"/>
+    <w:lsdException w:name="Table Columns 1" w:semiHidden="1" w:unhideWhenUsed="1"/>
+    <w:lsdException w:name="Table Columns 2" w:semiHidden="1" w:unhideWhenUsed="1"/>
+    <w:lsdException w:name="Table Columns 3" w:semiHidden="1" w:unhideWhenUsed="1"/>
+    <w:lsdException w:name="Table Columns 4" w:semiHidden="1" w:unhideWhenUsed="1"/>
+    <w:lsdException w:name="Table Columns 5" w:semiHidden="1" w:unhideWhenUsed="1"/>
+    <w:lsdException w:name="Table Grid 1" w:semiHidden="1" w:unhideWhenUsed="1"/>
+    <w:lsdException w:name="Table Grid 2" w:semiHidden="1" w:unhideWhenUsed="1"/>
+    <w:lsdException w:name="Table Grid 3" w:semiHidden="1" w:unhideWhenUsed="1"/>
+    <w:lsdException w:name="Table Grid 4" w:semiHidden="1" w:unhideWhenUsed="1"/>
+    <w:lsdException w:name="Table Grid 5" w:semiHidden="1" w:unhideWhenUsed="1"/>
+    <w:lsdException w:name="Table Grid 6" w:semiHidden="1" w:unhideWhenUsed="1"/>
+    <w:lsdException w:name="Table Grid 7" w:semiHidden="1" w:unhideWhenUsed="1"/>
+    <w:lsdException w:name="Table Grid 8" w:semiHidden="1" w:unhideWhenUsed="1"/>
+    <w:lsdException w:name="Table List 1" w:semiHidden="1" w:unhideWhenUsed="1"/>
+    <w:lsdException w:name="Table List 2" w:semiHidden="1" w:unhideWhenUsed="1"/>
+    <w:lsdException w:name="Table List 3" w:semiHidden="1" w:unhideWhenUsed="1"/>
+    <w:lsdException w:name="Table List 4" w:semiHidden="1" w:unhideWhenUsed="1"/>
+    <w:lsdException w:name="Table List 5" w:semiHidden="1" w:unhideWhenUsed="1"/>
+    <w:lsdException w:name="Table List 6" w:semiHidden="1" w:unhideWhenUsed="1"/>
+    <w:lsdException w:name="Table List 7" w:semiHidden="1" w:unhideWhenUsed="1"/>
+    <w:lsdException w:name="Table List 8" w:semiHidden="1" w:unhideWhenUsed="1"/>
+    <w:lsdException w:name="Table 3D effects 1" w:semiHidden="1" w:unhideWhenUsed="1"/>
+    <w:lsdException w:name="Table 3D effects 2" w:semiHidden="1" w:unhideWhenUsed="1"/>
+    <w:lsdException w:name="Table 3D effects 3" w:semiHidden="1" w:unhideWhenUsed="1"/>
+    <w:lsdException w:name="Table Contemporary" w:semiHidden="1" w:unhideWhenUsed="1"/>
+    <w:lsdException w:name="Table Elegant" w:semiHidden="1" w:unhideWhenUsed="1"/>
+    <w:lsdException w:name="Table Professional" w:semiHidden="1" w:unhideWhenUsed="1"/>
+    <w:lsdException w:name="Table Subtle 1" w:semiHidden="1" w:unhideWhenUsed="1"/>
+    <w:lsdException w:name="Table Subtle 2" w:semiHidden="1" w:unhideWhenUsed="1"/>
+    <w:lsdException w:name="Table Web 1" w:semiHidden="1" w:unhideWhenUsed="1"/>
+    <w:lsdException w:name="Table Web 2" w:semiHidden="1" w:unhideWhenUsed="1"/>
+    <w:lsdException w:name="Table Web 3" w:semiHidden="1" w:unhideWhenUsed="1"/>
+    <w:lsdException w:name="Table Theme" w:semiHidden="1" w:unhideWhenUsed="1"/>
+    <w:lsdException w:name="Light Shading"/>
+    <w:lsdException w:name="Light List"/>
+    <w:lsdException w:name="Light Grid"/>
+    <w:lsdException w:name="Medium Shading 1"/>
+    <w:lsdException w:name="Medium Shading 2"/>
+    <w:lsdException w:name="Medium List 1"/>
+    <w:lsdException w:name="Medium List 2"/>
+    <w:lsdException w:name="Medium Grid 1"/>
+    <w:lsdException w:name="Medium Grid 2"/>
+    <w:lsdException w:name="Medium Grid 3"/>
+    <w:lsdException w:name="Dark List"/>
+    <w:lsdException w:name="Colorful Shading"/>
+    <w:lsdException w:name="Colorful List"/>
+    <w:lsdException w:name="Colorful Grid"/>
+    <w:lsdException w:name="Light Shading Accent 1"/>
+    <w:lsdException w:name="Light List Accent 1"/>
+    <w:lsdException w:name="Light Grid Accent 1"/>
+    <w:lsdException w:name="Medium Shading 1 Accent 1"/>
+    <w:lsdException w:name="Medium Shading 2 Accent 1"/>
+    <w:lsdException w:name="Medium List 1 Accent 1"/>
+    <w:lsdException w:name="Medium List 2 Accent 1"/>
+    <w:lsdException w:name="Medium Grid 1 Accent 1"/>
+    <w:lsdException w:name="Medium Grid 2 Accent 1"/>
+    <w:lsdException w:name="Medium Grid 3 Accent 1"/>
+    <w:lsdException w:name="Dark List Accent 1"/>
+    <w:lsdException w:name="Colorful Shading Accent 1"/>
+    <w:lsdException w:name="Colorful List Accent 1"/>
+    <w:lsdException w:name="Colorful Grid Accent 1"/>
+    <w:lsdException w:name="Light Shading Accent 2"/>
+    <w:lsdException w:name="Light List Accent 2"/>
+    <w:lsdException w:name="Light Grid Accent 2"/>
+    <w:lsdException w:name="Medium Shading 1 Accent 2"/>
+    <w:lsdException w:name="Medium Shading 2 Accent 2"/>
+    <w:lsdException w:name="Medium List 1 Accent 2"/>
+    <w:lsdException w:name="Medium List 2 Accent 2"/>
+    <w:lsdException w:name="Medium Grid 1 Accent 2"/>
+    <w:lsdException w:name="Medium Grid 2 Accent 2"/>
+    <w:lsdException w:name="Medium Grid 3 Accent 2"/>
+    <w:lsdException w:name="Dark List Accent 2"/>
+    <w:lsdException w:name="Colorful Shading Accent 2"/>
+    <w:lsdException w:name="Colorful List Accent 2"/>
+    <w:lsdException w:name="Colorful Grid Accent 2"/>
+    <w:lsdException w:name="Light Shading Accent 3"/>
+    <w:lsdException w:name="Light List Accent 3"/>
+    <w:lsdException w:name="Light Grid Accent 3"/>
+    <w:lsdException w:name="Medium Shading 1 Accent 3"/>
+    <w:lsdException w:name="Medium Shading 2 Accent 3"/>
+    <w:lsdException w:name="Medium List 1 Accent 3"/>
+    <w:lsdException w:name="Medium List 2 Accent 3"/>
+    <w:lsdException w:name="Medium Grid 1 Accent 3"/>
+    <w:lsdException w:name="Medium Grid 2 Accent 3"/>
+    <w:lsdException w:name="Medium Grid 3 Accent 3"/>
+    <w:lsdException w:name="Dark List Accent 3"/>
+    <w:lsdException w:name="Colorful Shading Accent 3"/>
+    <w:lsdException w:name="Colorful List Accent 3"/>
+    <w:lsdException w:name="Colorful Grid Accent 3"/>
+    <w:lsdException w:name="Light Shading Accent 4"/>
+    <w:lsdException w:name="Light List Accent 4"/>
+    <w:lsdException w:name="Light Grid Accent 4"/>
+    <w:lsdException w:name="Medium Shading 1 Accent 4"/>
+    <w:lsdException w:name="Medium Shading 2 Accent 4"/>
+    <w:lsdException w:name="Medium List 1 Accent 4"/>
+    <w:lsdException w:name="Medium List 2 Accent 4"/>
+    <w:lsdException w:name="Medium Grid 1 Accent 4"/>
+    <w:lsdException w:name="Medium Grid 2 Accent 4"/>
+    <w:lsdException w:name="Medium Grid 3 Accent 4"/>
+    <w:lsdException w:name="Dark List Accent 4"/>
+    <w:lsdException w:name="Colorful Shading Accent 4"/>
+    <w:lsdException w:name="Colorful List Accent 4"/>
+    <w:lsdException w:name="Colorful Grid Accent 4"/>
+    <w:lsdException w:name="Light Shading Accent 5"/>
+    <w:lsdException w:name="Light List Accent 5"/>
+    <w:lsdException w:name="Light Grid Accent 5"/>
+    <w:lsdException w:name="Medium Shading 1 Accent 5"/>
+    <w:lsdException w:name="Medium Shading 2 Accent 5"/>
+    <w:lsdException w:name="Medium List 1 Accent 5"/>
+    <w:lsdException w:name="Medium List 2 Accent 5"/>
+    <w:lsdException w:name="Medium Grid 1 Accent 5"/>
+    <w:lsdException w:name="Medium Grid 2 Accent 5"/>
+    <w:lsdException w:name="Medium Grid 3 Accent 5"/>
+    <w:lsdException w:name="Dark List Accent 5"/>
+    <w:lsdException w:name="Colorful Shading Accent 5"/>
+    <w:lsdException w:name="Colorful List Accent 5"/>
+    <w:lsdException w:name="Colorful Grid Accent 5"/>
+    <w:lsdException w:name="Light Shading Accent 6"/>
+    <w:lsdException w:name="Light List Accent 6"/>
+    <w:lsdException w:name="Light Grid Accent 6"/>
+    <w:lsdException w:name="Medium Shading 1 Accent 6"/>
+    <w:lsdException w:name="Medium Shading 2 Accent 6"/>
+    <w:lsdException w:name="Medium List 1 Accent 6"/>
+    <w:lsdException w:name="Medium List 2 Accent 6"/>
+    <w:lsdException w:name="Medium Grid 1 Accent 6"/>
+    <w:lsdException w:name="Medium Grid 2 Accent 6"/>
+    <w:lsdException w:name="Medium Grid 3 Accent 6"/>
+    <w:lsdException w:name="Dark List Accent 6"/>
+    <w:lsdException w:name="Colorful Shading Accent 6"/>
+    <w:lsdException w:name="Colorful List Accent 6"/>
+    <w:lsdException w:name="Colorful Grid Accent 6"/>
+    <w:lsdException w:name="Grid Table 4" w:uiPriority="49"/>
+    <w:lsdException w:name="Grid Table 5 Dark" w:uiPriority="50"/>
+    <w:lsdException w:name="Grid Table 6 Colorful" w:uiPriority="51"/>
+    <w:lsdException w:name="Grid Table 7 Colorful" w:uiPriority="52"/>
+    <w:lsdException w:name="Grid Table 1 Light Accent 1" w:uiPriority="46"/>
+    <w:lsdException w:name="Grid Table 2 Accent 1" w:uiPriority="47"/>
+    <w:lsdException w:name="Grid Table 3 Accent 1" w:uiPriority="48"/>
+    <w:lsdException w:name="Grid Table 4 Accent 1" w:uiPriority="49"/>
+    <w:lsdException w:name="Grid Table 5 Dark Accent 1" w:uiPriority="50"/>
+    <w:lsdException w:name="Grid Table 6 Colorful Accent 1" w:uiPriority="51"/>
+    <w:lsdException w:name="Grid Table 7 Colorful Accent 1" w:uiPriority="52"/>
+    <w:lsdException w:name="Grid Table 1 Light Accent 2" w:uiPriority="46"/>
+    <w:lsdException w:name="Grid Table 2 Accent 2" w:uiPriority="47"/>
+    <w:lsdException w:name="Grid Table 3 Accent 2" w:uiPriority="48"/>
+    <w:lsdException w:name="Grid Table 4 Accent 2" w:uiPriority="49"/>
+    <w:lsdException w:name="Grid Table 5 Dark Accent 2" w:uiPriority="50"/>
+    <w:lsdException w:name="Grid Table 6 Colorful Accent 2" w:uiPriority="51"/>
+    <w:lsdException w:name="Grid Table 7 Colorful Accent 2" w:uiPriority="52"/>
+    <w:lsdException w:name="Grid Table 1 Light Accent 3" w:uiPriority="46"/>
+    <w:lsdException w:name="Grid Table 2 Accent 3" w:uiPriority="47"/>
+    <w:lsdException w:name="Grid Table 3 Accent 3" w:uiPriority="48"/>
+    <w:lsdException w:name="Grid Table 4 Accent 3" w:uiPriority="49"/>
+    <w:lsdException w:name="Grid Table 5 Dark Accent 3" w:uiPriority="50"/>
+    <w:lsdException w:name="Grid Table 6 Colorful Accent 3" w:uiPriority="51"/>
+    <w:lsdException w:name="Grid Table 7 Colorful Accent 3" w:uiPriority="52"/>
+    <w:lsdException w:name="Grid Table 1 Light Accent 4" w:uiPriority="46"/>
+    <w:lsdException w:name="Grid Table 2 Accent 4" w:uiPriority="47"/>
+    <w:lsdException w:name="Grid Table 3 Accent 4" w:uiPriority="48"/>
+    <w:lsdException w:name="Grid Table 4 Accent 4" w:uiPriority="49"/>
+    <w:lsdException w:name="Grid Table 5 Dark Accent 4" w:uiPriority="50"/>
+    <w:lsdException w:name="Grid Table 6 Colorful Accent 4" w:uiPriority="51"/>
+    <w:lsdException w:name="Grid Table 7 Colorful Accent 4" w:uiPriority="52"/>
+    <w:lsdException w:name="Grid Table 1 Light Accent 5" w:uiPriority="46"/>
+    <w:lsdException w:name="Grid Table 2 Accent 5" w:uiPriority="47"/>
+    <w:lsdException w:name="Grid Table 3 Accent 5" w:uiPriority="48"/>
+    <w:lsdException w:name="Grid Table 4 Accent 5" w:uiPriority="49"/>
+    <w:lsdException w:name="Grid Table 5 Dark Accent 5" w:uiPriority="50"/>
+    <w:lsdException w:name="Grid Table 6 Colorful Accent 5" w:uiPriority="51"/>
+    <w:lsdException w:name="Grid Table 7 Colorful Accent 5" w:uiPriority="52"/>
+    <w:lsdException w:name="Grid Table 1 Light Accent 6" w:uiPriority="46"/>
+    <w:lsdException w:name="Grid Table 2 Accent 6" w:uiPriority="47"/>
+    <w:lsdException w:name="Grid Table 3 Accent 6" w:uiPriority="48"/>
+    <w:lsdException w:name="Grid Table 4 Accent 6" w:uiPriority="49"/>
+    <w:lsdException w:name="Grid Table 5 Dark Accent 6" w:uiPriority="50"/>
+    <w:lsdException w:name="Grid Table 6 Colorful Accent 6" w:uiPriority="51"/>
+    <w:lsdException w:name="Grid Table 7 Colorful Accent 6" w:uiPriority="52"/>
+    <w:lsdException w:name="List Table 1 Light" w:uiPriority="46"/>
+    <w:lsdException w:name="List Table 2" w:uiPriority="47"/>
+    <w:lsdException w:name="List Table 3" w:uiPriority="48"/>
+    <w:lsdException w:name="List Table 4" w:uiPriority="49"/>
+    <w:lsdException w:name="List Table 5 Dark" w:uiPriority="50"/>
+    <w:lsdException w:name="List Table 6 Colorful" w:uiPriority="51"/>
+    <w:lsdException w:name="List Table 7 Colorful" w:uiPriority="52"/>
+    <w:lsdException w:name="List Table 1 Light Accent 1" w:uiPriority="46"/>
+    <w:lsdException w:name="List Table 2 Accent 1" w:uiPriority="47"/>
+    <w:lsdException w:name="List Table 3 Accent 1" w:uiPriority="48"/>
+    <w:lsdException w:name="List Table 4 Accent 1" w:uiPriority="49"/>
+    <w:lsdException w:name="List Table 5 Dark Accent 1" w:uiPriority="50"/>
+    <w:lsdException w:name="List Table 6 Colorful Accent 1" w:uiPriority="51"/>
+    <w:lsdException w:name="List Table 7 Colorful Accent 1" w:uiPriority="52"/>
+    <w:lsdException w:name="List Table 1 Light Accent 2" w:uiPriority="46"/>
+    <w:lsdException w:name="List Table 2 Accent 2" w:uiPriority="47"/>
+    <w:lsdException w:name="List Table 3 Accent 2" w:uiPriority="48"/>
+    <w:lsdException w:name="List Table 4 Accent 2" w:uiPriority="49"/>
+    <w:lsdException w:name="List Table 5 Dark Accent 2" w:uiPriority="50"/>
+    <w:lsdException w:name="List Table 6 Colorful Accent 2" w:uiPriority="51"/>
+    <w:lsdException w:name="List Table 7 Colorful Accent 2" w:uiPriority="52"/>
+    <w:lsdException w:name="List Table 1 Light Accent 3" w:uiPriority="46"/>
+    <w:lsdException w:name="List Table 2 Accent 3" w:uiPriority="47"/>
+    <w:lsdException w:name="List Table 3 Accent 3" w:uiPriority="48"/>
+    <w:lsdException w:name="List Table 4 Accent 3" w:uiPriority="49"/>
+    <w:lsdException w:name="List Table 5 Dark Accent 3" w:uiPriority="50"/>
+    <w:lsdException w:name="List Table 6 Colorful Accent 3" w:uiPriority="51"/>
+    <w:lsdException w:name="List Table 7 Colorful Accent 3" w:uiPriority="52"/>
+    <w:lsdException w:name="List Table 1 Light Accent 4" w:uiPriority="46"/>
+    <w:lsdException w:name="List Table 2 Accent 4" w:uiPriority="47"/>
+    <w:lsdException w:name="List Table 3 Accent 4" w:uiPriority="48"/>
+    <w:lsdException w:name="List Table 4 Accent 4" w:uiPriority="49"/>
+    <w:lsdException w:name="List Table 5 Dark Accent 4" w:uiPriority="50"/>
+    <w:lsdException w:name="List Table 6 Colorful Accent 4" w:uiPriority="51"/>
+    <w:lsdException w:name="List Table 7 Colorful Accent 4" w:uiPriority="52"/>
+    <w:lsdException w:name="List Table 1 Light Accent 5" w:uiPriority="46"/>
+    <w:lsdException w:name="List Table 2 Accent 5" w:uiPriority="47"/>
+    <w:lsdException w:name="List Table 3 Accent 5" w:uiPriority="48"/>
+    <w:lsdException w:name="List Table 4 Accent 5" w:uiPriority="49"/>
+    <w:lsdException w:name="List Table 5 Dark Accent 5" w:uiPriority="50"/>
+    <w:lsdException w:name="List Table 6 Colorful Accent 5" w:uiPriority="51"/>
+    <w:lsdException w:name="List Table 7 Colorful Accent 5" w:uiPriority="52"/>
+    <w:lsdException w:name="List Table 1 Light Accent 6" w:uiPriority="46"/>
+    <w:lsdException w:name="List Table 2 Accent 6" w:uiPriority="47"/>
+    <w:lsdException w:name="List Table 3 Accent 6" w:uiPriority="48"/>
+    <w:lsdException w:name="List Table 4 Accent 6" w:uiPriority="49"/>
+    <w:lsdException w:name="List Table 5 Dark Accent 6" w:uiPriority="50"/>
+    <w:lsdException w:name="List Table 6 Colorful Accent 6" w:uiPriority="51"/>
+    <w:lsdException w:name="List Table 7 Colorful Accent 6" w:uiPriority="52"/>
+    <w:lsdException w:name="Mention" w:semiHidden="1" w:uiPriority="99" w:unhideWhenUsed="1"/>
+    <w:lsdException w:name="Smart Hyperlink" w:semiHidden="1" w:uiPriority="99" w:unhideWhenUsed="1"/>
+    <w:lsdException w:name="Hashtag" w:semiHidden="1" w:uiPriority="99" w:unhideWhenUsed="1"/>
+    <w:lsdException w:name="Unresolved Mention" w:semiHidden="1" w:uiPriority="99" w:unhideWhenUsed="1"/>
+    <w:lsdException w:name="Smart Link" w:semiHidden="1" w:uiPriority="99" w:unhideWhenUsed="1"/>
+  </w:latentStyles>
+  <w:style w:type="paragraph" w:default="1" w:styleId="Normal">
     <w:name w:val="Normal"/>
     <w:qFormat/>
   </w:style>
-  <w:style w:styleId="BodyText" w:type="paragraph">
-    <w:name w:val="Body Text"/>
-    <w:basedOn w:val="Normal"/>
-    <w:link w:val="BodyTextChar"/>
-    <w:qFormat/>
-    <w:pPr>
-      <w:spacing w:after="180" w:before="180"/>
-    </w:pPr>
-  </w:style>
-  <w:style w:customStyle="1" w:styleId="FirstParagraph" w:type="paragraph">
-    <w:name w:val="First Paragraph"/>
-    <w:basedOn w:val="BodyText"/>
-    <w:next w:val="BodyText"/>
-    <w:qFormat/>
-  </w:style>
-  <w:style w:customStyle="1" w:styleId="Compact" w:type="paragraph">
-    <w:name w:val="Compact"/>
-    <w:basedOn w:val="BodyText"/>
-    <w:qFormat/>
-    <w:pPr>
-      <w:spacing w:after="36" w:before="36"/>
-    </w:pPr>
-  </w:style>
-  <w:style w:styleId="Title" w:type="paragraph">
-    <w:name w:val="Title"/>
-    <w:basedOn w:val="Normal"/>
-    <w:next w:val="BodyText"/>
-    <w:link w:val="TitleChar"/>
-    <w:uiPriority w:val="10"/>
-    <w:qFormat/>
-    <w:rsid w:val="00A10FD9"/>
-    <w:pPr>
-      <w:spacing w:after="80" w:line="240" w:lineRule="auto"/>
-      <w:contextualSpacing/>
-      <w:jc w:val="center"/>
-    </w:pPr>
-    <w:rPr>
-      <w:rFonts w:asciiTheme="majorHAnsi" w:cstheme="majorBidi" w:eastAsiaTheme="majorEastAsia" w:hAnsiTheme="majorHAnsi"/>
-      <w:sz w:val="56"/>
-      <w:szCs w:val="56"/>
-    </w:rPr>
-  </w:style>
-  <w:style w:customStyle="1" w:styleId="TitleChar" w:type="character">
-    <w:name w:val="Title Char"/>
-    <w:basedOn w:val="DefaultParagraphFont"/>
-    <w:link w:val="Title"/>
-    <w:uiPriority w:val="10"/>
-    <w:rsid w:val="00A10FD9"/>
-    <w:rPr>
-      <w:rFonts w:asciiTheme="majorHAnsi" w:cstheme="majorBidi" w:eastAsiaTheme="majorEastAsia" w:hAnsiTheme="majorHAnsi"/>
-      <w:sz w:val="56"/>
-      <w:szCs w:val="56"/>
-    </w:rPr>
-  </w:style>
-  <w:style w:styleId="Subtitle" w:type="paragraph">
-    <w:name w:val="Subtitle"/>
-    <w:basedOn w:val="Title"/>
-    <w:next w:val="BodyText"/>
-    <w:link w:val="SubtitleChar"/>
-    <w:uiPriority w:val="11"/>
-    <w:qFormat/>
-    <w:rsid w:val="00A10FD9"/>
-    <w:pPr>
-      <w:numPr>
-        <w:ilvl w:val="1"/>
-      </w:numPr>
-    </w:pPr>
-    <w:rPr>
-      <w:rFonts w:cstheme="majorBidi" w:eastAsiaTheme="majorEastAsia"/>
-      <w:spacing w:val="15"/>
-      <w:sz w:val="28"/>
-      <w:szCs w:val="28"/>
-    </w:rPr>
-  </w:style>
-  <w:style w:customStyle="1" w:styleId="SubtitleChar" w:type="character">
-    <w:name w:val="Subtitle Char"/>
-    <w:basedOn w:val="DefaultParagraphFont"/>
-    <w:link w:val="Subtitle"/>
-    <w:uiPriority w:val="11"/>
-    <w:rsid w:val="00A10FD9"/>
-    <w:rPr>
-      <w:rFonts w:cstheme="majorBidi" w:eastAsiaTheme="majorEastAsia"/>
-      <w:color w:themeColor="text1" w:themeTint="A6" w:val="595959"/>
-      <w:spacing w:val="15"/>
-      <w:sz w:val="28"/>
-      <w:szCs w:val="28"/>
-    </w:rPr>
-  </w:style>
-  <w:style w:customStyle="1" w:styleId="Author" w:type="paragraph">
-    <w:name w:val="Author"/>
-    <w:basedOn w:val="Title"/>
-    <w:next w:val="BodyText"/>
-    <w:qFormat/>
-    <w:pPr>
-      <w:keepNext/>
-      <w:keepLines/>
-    </w:pPr>
-    <w:rPr>
-      <w:sz w:val="24"/>
-      <w:szCs w:val="24"/>
-    </w:rPr>
-  </w:style>
-  <w:style w:styleId="Date" w:type="paragraph">
-    <w:name w:val="Date"/>
-    <w:basedOn w:val="Title"/>
-    <w:next w:val="BodyText"/>
-    <w:qFormat/>
-    <w:pPr>
-      <w:keepNext/>
-      <w:keepLines/>
-    </w:pPr>
-    <w:rPr>
-      <w:sz w:val="24"/>
-      <w:szCs w:val="24"/>
-    </w:rPr>
-  </w:style>
-  <w:style w:customStyle="1" w:styleId="AbstractTitle" w:type="paragraph">
-    <w:name w:val="Abstract Title"/>
-    <w:basedOn w:val="Normal"/>
-    <w:next w:val="Abstract"/>
-    <w:qFormat/>
-    <w:pPr>
-      <w:keepNext/>
-      <w:keepLines/>
-      <w:spacing w:after="0" w:before="300"/>
-      <w:jc w:val="center"/>
-    </w:pPr>
-    <w:rPr>
-      <w:b/>
-      <w:sz w:val="20"/>
-      <w:szCs w:val="20"/>
-    </w:rPr>
-  </w:style>
-  <w:style w:customStyle="1" w:styleId="Abstract" w:type="paragraph">
-    <w:name w:val="Abstract"/>
-    <w:basedOn w:val="Normal"/>
-    <w:next w:val="BodyText"/>
-    <w:qFormat/>
-    <w:pPr>
-      <w:keepNext/>
-      <w:keepLines/>
-      <w:spacing w:after="300" w:before="100"/>
-    </w:pPr>
-    <w:rPr>
-      <w:sz w:val="20"/>
-      <w:szCs w:val="20"/>
-    </w:rPr>
-  </w:style>
-  <w:style w:styleId="Bibliography" w:type="paragraph">
-    <w:name w:val="Bibliography"/>
-    <w:basedOn w:val="Normal"/>
-    <w:next w:val="Bibliography"/>
-    <w:qFormat/>
-    <w:pPr/>
-    <w:rPr/>
-  </w:style>
-  <w:style w:styleId="Heading1" w:type="paragraph">
+  <w:style w:type="paragraph" w:styleId="Heading1">
     <w:name w:val="heading 1"/>
     <w:basedOn w:val="Normal"/>
     <w:next w:val="BodyText"/>
@@ -2357,17 +2287,17 @@
     <w:pPr>
       <w:keepNext/>
       <w:keepLines/>
-      <w:spacing w:after="80" w:before="360"/>
+      <w:spacing w:before="360" w:after="80"/>
       <w:outlineLvl w:val="0"/>
     </w:pPr>
     <w:rPr>
-      <w:rFonts w:asciiTheme="majorHAnsi" w:cstheme="majorBidi" w:eastAsiaTheme="majorEastAsia" w:hAnsiTheme="majorHAnsi"/>
-      <w:color w:themeColor="accent1" w:themeShade="BF" w:val="0F4761"/>
+      <w:rFonts w:asciiTheme="majorHAnsi" w:eastAsiaTheme="majorEastAsia" w:hAnsiTheme="majorHAnsi" w:cstheme="majorBidi"/>
+      <w:color w:val="0F4761" w:themeColor="accent1" w:themeShade="BF"/>
       <w:sz w:val="40"/>
       <w:szCs w:val="40"/>
     </w:rPr>
   </w:style>
-  <w:style w:styleId="Heading2" w:type="paragraph">
+  <w:style w:type="paragraph" w:styleId="Heading2">
     <w:name w:val="heading 2"/>
     <w:basedOn w:val="Normal"/>
     <w:next w:val="BodyText"/>
@@ -2380,17 +2310,17 @@
     <w:pPr>
       <w:keepNext/>
       <w:keepLines/>
-      <w:spacing w:after="80" w:before="160"/>
+      <w:spacing w:before="160" w:after="80"/>
       <w:outlineLvl w:val="1"/>
     </w:pPr>
     <w:rPr>
-      <w:rFonts w:asciiTheme="majorHAnsi" w:cstheme="majorBidi" w:eastAsiaTheme="majorEastAsia" w:hAnsiTheme="majorHAnsi"/>
-      <w:color w:themeColor="accent1" w:themeShade="BF" w:val="0F4761"/>
+      <w:rFonts w:asciiTheme="majorHAnsi" w:eastAsiaTheme="majorEastAsia" w:hAnsiTheme="majorHAnsi" w:cstheme="majorBidi"/>
+      <w:color w:val="0F4761" w:themeColor="accent1" w:themeShade="BF"/>
       <w:sz w:val="32"/>
       <w:szCs w:val="32"/>
     </w:rPr>
   </w:style>
-  <w:style w:styleId="Heading3" w:type="paragraph">
+  <w:style w:type="paragraph" w:styleId="Heading3">
     <w:name w:val="heading 3"/>
     <w:basedOn w:val="Normal"/>
     <w:next w:val="BodyText"/>
@@ -2403,17 +2333,17 @@
     <w:pPr>
       <w:keepNext/>
       <w:keepLines/>
-      <w:spacing w:after="80" w:before="160"/>
+      <w:spacing w:before="160" w:after="80"/>
       <w:outlineLvl w:val="2"/>
     </w:pPr>
     <w:rPr>
-      <w:rFonts w:cstheme="majorBidi" w:eastAsiaTheme="majorEastAsia"/>
-      <w:color w:themeColor="accent1" w:themeShade="BF" w:val="0F4761"/>
+      <w:rFonts w:eastAsiaTheme="majorEastAsia" w:cstheme="majorBidi"/>
+      <w:color w:val="0F4761" w:themeColor="accent1" w:themeShade="BF"/>
       <w:sz w:val="28"/>
       <w:szCs w:val="28"/>
     </w:rPr>
   </w:style>
-  <w:style w:styleId="Heading4" w:type="paragraph">
+  <w:style w:type="paragraph" w:styleId="Heading4">
     <w:name w:val="heading 4"/>
     <w:basedOn w:val="Normal"/>
     <w:next w:val="BodyText"/>
@@ -2426,17 +2356,17 @@
     <w:pPr>
       <w:keepNext/>
       <w:keepLines/>
-      <w:spacing w:after="40" w:before="80"/>
+      <w:spacing w:before="80" w:after="40"/>
       <w:outlineLvl w:val="3"/>
     </w:pPr>
     <w:rPr>
-      <w:rFonts w:cstheme="majorBidi" w:eastAsiaTheme="majorEastAsia"/>
+      <w:rFonts w:eastAsiaTheme="majorEastAsia" w:cstheme="majorBidi"/>
       <w:i/>
       <w:iCs/>
-      <w:color w:themeColor="accent1" w:themeShade="BF" w:val="0F4761"/>
-    </w:rPr>
-  </w:style>
-  <w:style w:styleId="Heading5" w:type="paragraph">
+      <w:color w:val="0F4761" w:themeColor="accent1" w:themeShade="BF"/>
+    </w:rPr>
+  </w:style>
+  <w:style w:type="paragraph" w:styleId="Heading5">
     <w:name w:val="heading 5"/>
     <w:basedOn w:val="Normal"/>
     <w:next w:val="BodyText"/>
@@ -2449,15 +2379,15 @@
     <w:pPr>
       <w:keepNext/>
       <w:keepLines/>
-      <w:spacing w:after="40" w:before="80"/>
+      <w:spacing w:before="80" w:after="40"/>
       <w:outlineLvl w:val="4"/>
     </w:pPr>
     <w:rPr>
-      <w:rFonts w:cstheme="majorBidi" w:eastAsiaTheme="majorEastAsia"/>
-      <w:color w:themeColor="accent1" w:themeShade="BF" w:val="0F4761"/>
-    </w:rPr>
-  </w:style>
-  <w:style w:styleId="Heading6" w:type="paragraph">
+      <w:rFonts w:eastAsiaTheme="majorEastAsia" w:cstheme="majorBidi"/>
+      <w:color w:val="0F4761" w:themeColor="accent1" w:themeShade="BF"/>
+    </w:rPr>
+  </w:style>
+  <w:style w:type="paragraph" w:styleId="Heading6">
     <w:name w:val="heading 6"/>
     <w:basedOn w:val="Normal"/>
     <w:next w:val="BodyText"/>
@@ -2470,17 +2400,17 @@
     <w:pPr>
       <w:keepNext/>
       <w:keepLines/>
-      <w:spacing w:after="0" w:before="40"/>
+      <w:spacing w:before="40" w:after="0"/>
       <w:outlineLvl w:val="5"/>
     </w:pPr>
     <w:rPr>
-      <w:rFonts w:cstheme="majorBidi" w:eastAsiaTheme="majorEastAsia"/>
+      <w:rFonts w:eastAsiaTheme="majorEastAsia" w:cstheme="majorBidi"/>
       <w:i/>
       <w:iCs/>
-      <w:color w:themeColor="text1" w:themeTint="A6" w:val="595959"/>
-    </w:rPr>
-  </w:style>
-  <w:style w:styleId="Heading7" w:type="paragraph">
+      <w:color w:val="595959" w:themeColor="text1" w:themeTint="A6"/>
+    </w:rPr>
+  </w:style>
+  <w:style w:type="paragraph" w:styleId="Heading7">
     <w:name w:val="heading 7"/>
     <w:basedOn w:val="Normal"/>
     <w:next w:val="BodyText"/>
@@ -2493,15 +2423,15 @@
     <w:pPr>
       <w:keepNext/>
       <w:keepLines/>
-      <w:spacing w:after="0" w:before="40"/>
+      <w:spacing w:before="40" w:after="0"/>
       <w:outlineLvl w:val="6"/>
     </w:pPr>
     <w:rPr>
-      <w:rFonts w:cstheme="majorBidi" w:eastAsiaTheme="majorEastAsia"/>
-      <w:color w:themeColor="text1" w:themeTint="A6" w:val="595959"/>
-    </w:rPr>
-  </w:style>
-  <w:style w:styleId="Heading8" w:type="paragraph">
+      <w:rFonts w:eastAsiaTheme="majorEastAsia" w:cstheme="majorBidi"/>
+      <w:color w:val="595959" w:themeColor="text1" w:themeTint="A6"/>
+    </w:rPr>
+  </w:style>
+  <w:style w:type="paragraph" w:styleId="Heading8">
     <w:name w:val="heading 8"/>
     <w:basedOn w:val="Normal"/>
     <w:next w:val="BodyText"/>
@@ -2518,13 +2448,13 @@
       <w:outlineLvl w:val="7"/>
     </w:pPr>
     <w:rPr>
-      <w:rFonts w:cstheme="majorBidi" w:eastAsiaTheme="majorEastAsia"/>
+      <w:rFonts w:eastAsiaTheme="majorEastAsia" w:cstheme="majorBidi"/>
       <w:i/>
       <w:iCs/>
-      <w:color w:themeColor="text1" w:themeTint="D8" w:val="272727"/>
-    </w:rPr>
-  </w:style>
-  <w:style w:styleId="Heading9" w:type="paragraph">
+      <w:color w:val="272727" w:themeColor="text1" w:themeTint="D8"/>
+    </w:rPr>
+  </w:style>
+  <w:style w:type="paragraph" w:styleId="Heading9">
     <w:name w:val="heading 9"/>
     <w:basedOn w:val="Normal"/>
     <w:next w:val="BodyText"/>
@@ -2541,24 +2471,202 @@
       <w:outlineLvl w:val="8"/>
     </w:pPr>
     <w:rPr>
-      <w:rFonts w:cstheme="majorBidi" w:eastAsiaTheme="majorEastAsia"/>
-      <w:color w:themeColor="text1" w:themeTint="D8" w:val="272727"/>
-    </w:rPr>
-  </w:style>
-  <w:style w:customStyle="1" w:styleId="Heading1Char" w:type="character">
+      <w:rFonts w:eastAsiaTheme="majorEastAsia" w:cstheme="majorBidi"/>
+      <w:color w:val="272727" w:themeColor="text1" w:themeTint="D8"/>
+    </w:rPr>
+  </w:style>
+  <w:style w:type="character" w:default="1" w:styleId="DefaultParagraphFont">
+    <w:name w:val="Default Paragraph Font"/>
+    <w:uiPriority w:val="1"/>
+    <w:semiHidden/>
+    <w:unhideWhenUsed/>
+  </w:style>
+  <w:style w:type="table" w:default="1" w:styleId="TableNormal">
+    <w:name w:val="Normal Table"/>
+    <w:uiPriority w:val="99"/>
+    <w:semiHidden/>
+    <w:unhideWhenUsed/>
+    <w:tblPr>
+      <w:tblInd w:w="0" w:type="dxa"/>
+      <w:tblCellMar>
+        <w:top w:w="0" w:type="dxa"/>
+        <w:left w:w="108" w:type="dxa"/>
+        <w:bottom w:w="0" w:type="dxa"/>
+        <w:right w:w="108" w:type="dxa"/>
+      </w:tblCellMar>
+    </w:tblPr>
+  </w:style>
+  <w:style w:type="numbering" w:default="1" w:styleId="NoList">
+    <w:name w:val="No List"/>
+    <w:uiPriority w:val="99"/>
+    <w:semiHidden/>
+    <w:unhideWhenUsed/>
+  </w:style>
+  <w:style w:type="paragraph" w:styleId="BodyText">
+    <w:name w:val="Body Text"/>
+    <w:basedOn w:val="Normal"/>
+    <w:qFormat/>
+    <w:pPr>
+      <w:spacing w:before="180" w:after="180"/>
+    </w:pPr>
+  </w:style>
+  <w:style w:type="paragraph" w:customStyle="1" w:styleId="FirstParagraph">
+    <w:name w:val="First Paragraph"/>
+    <w:basedOn w:val="BodyText"/>
+    <w:next w:val="BodyText"/>
+    <w:qFormat/>
+  </w:style>
+  <w:style w:type="paragraph" w:customStyle="1" w:styleId="Compact">
+    <w:name w:val="Compact"/>
+    <w:basedOn w:val="BodyText"/>
+    <w:qFormat/>
+    <w:pPr>
+      <w:spacing w:before="36" w:after="36"/>
+    </w:pPr>
+  </w:style>
+  <w:style w:type="paragraph" w:styleId="Title">
+    <w:name w:val="Title"/>
+    <w:basedOn w:val="Normal"/>
+    <w:next w:val="BodyText"/>
+    <w:link w:val="TitleChar"/>
+    <w:uiPriority w:val="10"/>
+    <w:qFormat/>
+    <w:rsid w:val="00A10FD9"/>
+    <w:pPr>
+      <w:spacing w:after="80"/>
+      <w:contextualSpacing/>
+      <w:jc w:val="center"/>
+    </w:pPr>
+    <w:rPr>
+      <w:rFonts w:asciiTheme="majorHAnsi" w:eastAsiaTheme="majorEastAsia" w:hAnsiTheme="majorHAnsi" w:cstheme="majorBidi"/>
+      <w:sz w:val="56"/>
+      <w:szCs w:val="56"/>
+    </w:rPr>
+  </w:style>
+  <w:style w:type="character" w:customStyle="1" w:styleId="TitleChar">
+    <w:name w:val="Title Char"/>
+    <w:basedOn w:val="DefaultParagraphFont"/>
+    <w:link w:val="Title"/>
+    <w:uiPriority w:val="10"/>
+    <w:rsid w:val="00A10FD9"/>
+    <w:rPr>
+      <w:rFonts w:asciiTheme="majorHAnsi" w:eastAsiaTheme="majorEastAsia" w:hAnsiTheme="majorHAnsi" w:cstheme="majorBidi"/>
+      <w:sz w:val="56"/>
+      <w:szCs w:val="56"/>
+    </w:rPr>
+  </w:style>
+  <w:style w:type="paragraph" w:styleId="Subtitle">
+    <w:name w:val="Subtitle"/>
+    <w:basedOn w:val="Title"/>
+    <w:next w:val="BodyText"/>
+    <w:link w:val="SubtitleChar"/>
+    <w:uiPriority w:val="11"/>
+    <w:qFormat/>
+    <w:rsid w:val="00A10FD9"/>
+    <w:pPr>
+      <w:numPr>
+        <w:ilvl w:val="1"/>
+      </w:numPr>
+    </w:pPr>
+    <w:rPr>
+      <w:spacing w:val="15"/>
+      <w:sz w:val="28"/>
+      <w:szCs w:val="28"/>
+    </w:rPr>
+  </w:style>
+  <w:style w:type="character" w:customStyle="1" w:styleId="SubtitleChar">
+    <w:name w:val="Subtitle Char"/>
+    <w:basedOn w:val="DefaultParagraphFont"/>
+    <w:link w:val="Subtitle"/>
+    <w:uiPriority w:val="11"/>
+    <w:rsid w:val="00A10FD9"/>
+    <w:rPr>
+      <w:rFonts w:eastAsiaTheme="majorEastAsia" w:cstheme="majorBidi"/>
+      <w:color w:val="595959" w:themeColor="text1" w:themeTint="A6"/>
+      <w:spacing w:val="15"/>
+      <w:sz w:val="28"/>
+      <w:szCs w:val="28"/>
+    </w:rPr>
+  </w:style>
+  <w:style w:type="paragraph" w:customStyle="1" w:styleId="Author">
+    <w:name w:val="Author"/>
+    <w:basedOn w:val="Title"/>
+    <w:next w:val="BodyText"/>
+    <w:qFormat/>
+    <w:pPr>
+      <w:keepNext/>
+      <w:keepLines/>
+    </w:pPr>
+    <w:rPr>
+      <w:sz w:val="24"/>
+      <w:szCs w:val="24"/>
+    </w:rPr>
+  </w:style>
+  <w:style w:type="paragraph" w:styleId="Date">
+    <w:name w:val="Date"/>
+    <w:basedOn w:val="Title"/>
+    <w:next w:val="BodyText"/>
+    <w:qFormat/>
+    <w:pPr>
+      <w:keepNext/>
+      <w:keepLines/>
+    </w:pPr>
+    <w:rPr>
+      <w:sz w:val="24"/>
+      <w:szCs w:val="24"/>
+    </w:rPr>
+  </w:style>
+  <w:style w:type="paragraph" w:customStyle="1" w:styleId="AbstractTitle">
+    <w:name w:val="Abstract Title"/>
+    <w:basedOn w:val="Normal"/>
+    <w:next w:val="Abstract"/>
+    <w:qFormat/>
+    <w:pPr>
+      <w:keepNext/>
+      <w:keepLines/>
+      <w:spacing w:before="300" w:after="0"/>
+      <w:jc w:val="center"/>
+    </w:pPr>
+    <w:rPr>
+      <w:b/>
+      <w:sz w:val="20"/>
+      <w:szCs w:val="20"/>
+    </w:rPr>
+  </w:style>
+  <w:style w:type="paragraph" w:customStyle="1" w:styleId="Abstract">
+    <w:name w:val="Abstract"/>
+    <w:basedOn w:val="Normal"/>
+    <w:next w:val="BodyText"/>
+    <w:qFormat/>
+    <w:pPr>
+      <w:keepNext/>
+      <w:keepLines/>
+      <w:spacing w:before="100" w:after="300"/>
+    </w:pPr>
+    <w:rPr>
+      <w:sz w:val="20"/>
+      <w:szCs w:val="20"/>
+    </w:rPr>
+  </w:style>
+  <w:style w:type="paragraph" w:styleId="Bibliography">
+    <w:name w:val="Bibliography"/>
+    <w:basedOn w:val="Normal"/>
+    <w:qFormat/>
+  </w:style>
+  <w:style w:type="character" w:customStyle="1" w:styleId="Heading1Char">
     <w:name w:val="Heading 1 Char"/>
     <w:basedOn w:val="DefaultParagraphFont"/>
     <w:link w:val="Heading1"/>
     <w:uiPriority w:val="9"/>
     <w:rsid w:val="00A10FD9"/>
     <w:rPr>
-      <w:rFonts w:asciiTheme="majorHAnsi" w:cstheme="majorBidi" w:eastAsiaTheme="majorEastAsia" w:hAnsiTheme="majorHAnsi"/>
-      <w:color w:themeColor="accent1" w:themeShade="BF" w:val="0F4761"/>
+      <w:rFonts w:asciiTheme="majorHAnsi" w:eastAsiaTheme="majorEastAsia" w:hAnsiTheme="majorHAnsi" w:cstheme="majorBidi"/>
+      <w:color w:val="0F4761" w:themeColor="accent1" w:themeShade="BF"/>
       <w:sz w:val="40"/>
       <w:szCs w:val="40"/>
     </w:rPr>
   </w:style>
-  <w:style w:customStyle="1" w:styleId="Heading2Char" w:type="character">
+  <w:style w:type="character" w:customStyle="1" w:styleId="Heading2Char">
     <w:name w:val="Heading 2 Char"/>
     <w:basedOn w:val="DefaultParagraphFont"/>
     <w:link w:val="Heading2"/>
@@ -2566,13 +2674,13 @@
     <w:semiHidden/>
     <w:rsid w:val="00A10FD9"/>
     <w:rPr>
-      <w:rFonts w:asciiTheme="majorHAnsi" w:cstheme="majorBidi" w:eastAsiaTheme="majorEastAsia" w:hAnsiTheme="majorHAnsi"/>
-      <w:color w:themeColor="accent1" w:themeShade="BF" w:val="0F4761"/>
+      <w:rFonts w:asciiTheme="majorHAnsi" w:eastAsiaTheme="majorEastAsia" w:hAnsiTheme="majorHAnsi" w:cstheme="majorBidi"/>
+      <w:color w:val="0F4761" w:themeColor="accent1" w:themeShade="BF"/>
       <w:sz w:val="32"/>
       <w:szCs w:val="32"/>
     </w:rPr>
   </w:style>
-  <w:style w:customStyle="1" w:styleId="Heading3Char" w:type="character">
+  <w:style w:type="character" w:customStyle="1" w:styleId="Heading3Char">
     <w:name w:val="Heading 3 Char"/>
     <w:basedOn w:val="DefaultParagraphFont"/>
     <w:link w:val="Heading3"/>
@@ -2580,13 +2688,13 @@
     <w:semiHidden/>
     <w:rsid w:val="00A10FD9"/>
     <w:rPr>
-      <w:rFonts w:cstheme="majorBidi" w:eastAsiaTheme="majorEastAsia"/>
-      <w:color w:themeColor="accent1" w:themeShade="BF" w:val="0F4761"/>
+      <w:rFonts w:eastAsiaTheme="majorEastAsia" w:cstheme="majorBidi"/>
+      <w:color w:val="0F4761" w:themeColor="accent1" w:themeShade="BF"/>
       <w:sz w:val="28"/>
       <w:szCs w:val="28"/>
     </w:rPr>
   </w:style>
-  <w:style w:customStyle="1" w:styleId="Heading4Char" w:type="character">
+  <w:style w:type="character" w:customStyle="1" w:styleId="Heading4Char">
     <w:name w:val="Heading 4 Char"/>
     <w:basedOn w:val="DefaultParagraphFont"/>
     <w:link w:val="Heading4"/>
@@ -2594,13 +2702,13 @@
     <w:semiHidden/>
     <w:rsid w:val="00A10FD9"/>
     <w:rPr>
-      <w:rFonts w:cstheme="majorBidi" w:eastAsiaTheme="majorEastAsia"/>
+      <w:rFonts w:eastAsiaTheme="majorEastAsia" w:cstheme="majorBidi"/>
       <w:i/>
       <w:iCs/>
-      <w:color w:themeColor="accent1" w:themeShade="BF" w:val="0F4761"/>
-    </w:rPr>
-  </w:style>
-  <w:style w:customStyle="1" w:styleId="Heading5Char" w:type="character">
+      <w:color w:val="0F4761" w:themeColor="accent1" w:themeShade="BF"/>
+    </w:rPr>
+  </w:style>
+  <w:style w:type="character" w:customStyle="1" w:styleId="Heading5Char">
     <w:name w:val="Heading 5 Char"/>
     <w:basedOn w:val="DefaultParagraphFont"/>
     <w:link w:val="Heading5"/>
@@ -2608,11 +2716,11 @@
     <w:semiHidden/>
     <w:rsid w:val="00A10FD9"/>
     <w:rPr>
-      <w:rFonts w:cstheme="majorBidi" w:eastAsiaTheme="majorEastAsia"/>
-      <w:color w:themeColor="accent1" w:themeShade="BF" w:val="0F4761"/>
-    </w:rPr>
-  </w:style>
-  <w:style w:customStyle="1" w:styleId="Heading6Char" w:type="character">
+      <w:rFonts w:eastAsiaTheme="majorEastAsia" w:cstheme="majorBidi"/>
+      <w:color w:val="0F4761" w:themeColor="accent1" w:themeShade="BF"/>
+    </w:rPr>
+  </w:style>
+  <w:style w:type="character" w:customStyle="1" w:styleId="Heading6Char">
     <w:name w:val="Heading 6 Char"/>
     <w:basedOn w:val="DefaultParagraphFont"/>
     <w:link w:val="Heading6"/>
@@ -2620,13 +2728,13 @@
     <w:semiHidden/>
     <w:rsid w:val="00A10FD9"/>
     <w:rPr>
-      <w:rFonts w:cstheme="majorBidi" w:eastAsiaTheme="majorEastAsia"/>
+      <w:rFonts w:eastAsiaTheme="majorEastAsia" w:cstheme="majorBidi"/>
       <w:i/>
       <w:iCs/>
-      <w:color w:themeColor="text1" w:themeTint="A6" w:val="595959"/>
-    </w:rPr>
-  </w:style>
-  <w:style w:customStyle="1" w:styleId="Heading7Char" w:type="character">
+      <w:color w:val="595959" w:themeColor="text1" w:themeTint="A6"/>
+    </w:rPr>
+  </w:style>
+  <w:style w:type="character" w:customStyle="1" w:styleId="Heading7Char">
     <w:name w:val="Heading 7 Char"/>
     <w:basedOn w:val="DefaultParagraphFont"/>
     <w:link w:val="Heading7"/>
@@ -2634,11 +2742,11 @@
     <w:semiHidden/>
     <w:rsid w:val="00A10FD9"/>
     <w:rPr>
-      <w:rFonts w:cstheme="majorBidi" w:eastAsiaTheme="majorEastAsia"/>
-      <w:color w:themeColor="text1" w:themeTint="A6" w:val="595959"/>
-    </w:rPr>
-  </w:style>
-  <w:style w:customStyle="1" w:styleId="Heading8Char" w:type="character">
+      <w:rFonts w:eastAsiaTheme="majorEastAsia" w:cstheme="majorBidi"/>
+      <w:color w:val="595959" w:themeColor="text1" w:themeTint="A6"/>
+    </w:rPr>
+  </w:style>
+  <w:style w:type="character" w:customStyle="1" w:styleId="Heading8Char">
     <w:name w:val="Heading 8 Char"/>
     <w:basedOn w:val="DefaultParagraphFont"/>
     <w:link w:val="Heading8"/>
@@ -2646,13 +2754,13 @@
     <w:semiHidden/>
     <w:rsid w:val="00A10FD9"/>
     <w:rPr>
-      <w:rFonts w:cstheme="majorBidi" w:eastAsiaTheme="majorEastAsia"/>
+      <w:rFonts w:eastAsiaTheme="majorEastAsia" w:cstheme="majorBidi"/>
       <w:i/>
       <w:iCs/>
-      <w:color w:themeColor="text1" w:themeTint="D8" w:val="272727"/>
-    </w:rPr>
-  </w:style>
-  <w:style w:customStyle="1" w:styleId="Heading9Char" w:type="character">
+      <w:color w:val="272727" w:themeColor="text1" w:themeTint="D8"/>
+    </w:rPr>
+  </w:style>
+  <w:style w:type="character" w:customStyle="1" w:styleId="Heading9Char">
     <w:name w:val="Heading 9 Char"/>
     <w:basedOn w:val="DefaultParagraphFont"/>
     <w:link w:val="Heading9"/>
@@ -2660,11 +2768,11 @@
     <w:semiHidden/>
     <w:rsid w:val="00A10FD9"/>
     <w:rPr>
-      <w:rFonts w:cstheme="majorBidi" w:eastAsiaTheme="majorEastAsia"/>
-      <w:color w:themeColor="text1" w:themeTint="D8" w:val="272727"/>
-    </w:rPr>
-  </w:style>
-  <w:style w:styleId="BlockText" w:type="paragraph">
+      <w:rFonts w:eastAsiaTheme="majorEastAsia" w:cstheme="majorBidi"/>
+      <w:color w:val="272727" w:themeColor="text1" w:themeTint="D8"/>
+    </w:rPr>
+  </w:style>
+  <w:style w:type="paragraph" w:styleId="BlockText">
     <w:name w:val="Block Text"/>
     <w:basedOn w:val="BodyText"/>
     <w:next w:val="BodyText"/>
@@ -2672,19 +2780,18 @@
     <w:unhideWhenUsed/>
     <w:qFormat/>
     <w:pPr>
-      <w:spacing w:after="100" w:before="100"/>
-      <w:ind w:firstLine="0" w:left="480" w:right="480"/>
+      <w:spacing w:before="100" w:after="100"/>
+      <w:ind w:left="480" w:right="480"/>
     </w:pPr>
   </w:style>
-  <w:style w:styleId="FootnoteText" w:type="paragraph">
-    <w:name w:val="Footnote Text"/>
+  <w:style w:type="paragraph" w:styleId="FootnoteText">
+    <w:name w:val="footnote text"/>
     <w:basedOn w:val="Normal"/>
-    <w:next w:val="FootnoteText"/>
     <w:uiPriority w:val="9"/>
     <w:unhideWhenUsed/>
     <w:qFormat/>
   </w:style>
-  <w:style w:styleId="FootnoteBlockText" w:type="paragraph">
+  <w:style w:type="paragraph" w:customStyle="1" w:styleId="FootnoteBlockText">
     <w:name w:val="Footnote Block Text"/>
     <w:basedOn w:val="FootnoteText"/>
     <w:next w:val="FootnoteText"/>
@@ -2692,40 +2799,35 @@
     <w:unhideWhenUsed/>
     <w:qFormat/>
     <w:pPr>
-      <w:spacing w:after="100" w:before="100"/>
-      <w:ind w:firstLine="0" w:left="480" w:right="480"/>
+      <w:spacing w:before="100" w:after="100"/>
+      <w:ind w:left="480" w:right="480"/>
     </w:pPr>
   </w:style>
-  <w:style w:default="1" w:styleId="DefaultParagraphFont" w:type="character">
-    <w:name w:val="Default Paragraph Font"/>
-    <w:semiHidden/>
-    <w:unhideWhenUsed/>
-  </w:style>
-  <w:style w:default="1" w:styleId="Table" w:type="table">
+  <w:style w:type="table" w:customStyle="1" w:styleId="Table">
     <w:name w:val="Table"/>
-    <w:basedOn w:val="TableNormal"/>
     <w:semiHidden/>
     <w:unhideWhenUsed/>
     <w:qFormat/>
     <w:tblPr>
-      <w:tblInd w:type="dxa" w:w="0"/>
+      <w:tblInd w:w="0" w:type="dxa"/>
       <w:tblCellMar>
-        <w:top w:type="dxa" w:w="0"/>
-        <w:left w:type="dxa" w:w="108"/>
-        <w:bottom w:type="dxa" w:w="0"/>
-        <w:right w:type="dxa" w:w="108"/>
+        <w:top w:w="0" w:type="dxa"/>
+        <w:left w:w="108" w:type="dxa"/>
+        <w:bottom w:w="0" w:type="dxa"/>
+        <w:right w:w="108" w:type="dxa"/>
       </w:tblCellMar>
     </w:tblPr>
     <w:tblStylePr w:type="firstRow">
+      <w:tblPr/>
       <w:tcPr>
         <w:tcBorders>
-          <w:bottom w:val="single"/>
+          <w:bottom w:val="single" w:sz="0" w:space="0" w:color="auto"/>
         </w:tcBorders>
         <w:vAlign w:val="bottom"/>
       </w:tcPr>
     </w:tblStylePr>
   </w:style>
-  <w:style w:customStyle="1" w:styleId="DefinitionTerm" w:type="paragraph">
+  <w:style w:type="paragraph" w:customStyle="1" w:styleId="DefinitionTerm">
     <w:name w:val="Definition Term"/>
     <w:basedOn w:val="Normal"/>
     <w:next w:val="Definition"/>
@@ -2738,75 +2840,76 @@
       <w:b/>
     </w:rPr>
   </w:style>
-  <w:style w:customStyle="1" w:styleId="Definition" w:type="paragraph">
+  <w:style w:type="paragraph" w:customStyle="1" w:styleId="Definition">
     <w:name w:val="Definition"/>
     <w:basedOn w:val="Normal"/>
   </w:style>
-  <w:style w:styleId="Caption" w:type="paragraph">
-    <w:name w:val="Caption"/>
+  <w:style w:type="paragraph" w:styleId="Caption">
+    <w:name w:val="caption"/>
     <w:basedOn w:val="Normal"/>
-    <w:link w:val="BodyTextChar"/>
+    <w:link w:val="CaptionChar"/>
     <w:pPr>
-      <w:spacing w:after="120" w:before="0"/>
+      <w:spacing w:after="120"/>
     </w:pPr>
     <w:rPr>
       <w:i/>
     </w:rPr>
   </w:style>
-  <w:style w:customStyle="1" w:styleId="TableCaption" w:type="paragraph">
+  <w:style w:type="paragraph" w:customStyle="1" w:styleId="TableCaption">
     <w:name w:val="Table Caption"/>
     <w:basedOn w:val="Caption"/>
     <w:pPr>
       <w:keepNext/>
     </w:pPr>
   </w:style>
-  <w:style w:customStyle="1" w:styleId="ImageCaption" w:type="paragraph">
+  <w:style w:type="paragraph" w:customStyle="1" w:styleId="ImageCaption">
     <w:name w:val="Image Caption"/>
     <w:basedOn w:val="Caption"/>
   </w:style>
-  <w:style w:customStyle="1" w:styleId="Figure" w:type="paragraph">
+  <w:style w:type="paragraph" w:customStyle="1" w:styleId="Figure">
     <w:name w:val="Figure"/>
     <w:basedOn w:val="Normal"/>
   </w:style>
-  <w:style w:customStyle="1" w:styleId="CaptionedFigure" w:type="paragraph">
+  <w:style w:type="paragraph" w:customStyle="1" w:styleId="CaptionedFigure">
     <w:name w:val="Captioned Figure"/>
     <w:basedOn w:val="Figure"/>
     <w:pPr>
       <w:keepNext/>
     </w:pPr>
   </w:style>
-  <w:style w:customStyle="1" w:styleId="BodyTextChar" w:type="character">
-    <w:name w:val="Body Text Char"/>
+  <w:style w:type="character" w:customStyle="1" w:styleId="CaptionChar">
+    <w:name w:val="Caption Char"/>
     <w:basedOn w:val="DefaultParagraphFont"/>
-    <w:link w:val="BodyText"/>
-  </w:style>
-  <w:style w:customStyle="1" w:styleId="VerbatimChar" w:type="character">
+    <w:link w:val="Caption"/>
+  </w:style>
+  <w:style w:type="character" w:customStyle="1" w:styleId="VerbatimChar">
     <w:name w:val="Verbatim Char"/>
-    <w:basedOn w:val="BodyTextChar"/>
+    <w:basedOn w:val="CaptionChar"/>
+    <w:link w:val="SourceCode"/>
     <w:rPr>
       <w:rFonts w:ascii="Consolas" w:hAnsi="Consolas"/>
       <w:sz w:val="22"/>
     </w:rPr>
   </w:style>
-  <w:style w:customStyle="1" w:styleId="SectionNumber" w:type="character">
+  <w:style w:type="character" w:customStyle="1" w:styleId="SectionNumber">
     <w:name w:val="Section Number"/>
-    <w:basedOn w:val="BodyTextChar"/>
-  </w:style>
-  <w:style w:styleId="FootnoteReference" w:type="character">
-    <w:name w:val="Footnote Reference"/>
-    <w:basedOn w:val="BodyTextChar"/>
+    <w:basedOn w:val="CaptionChar"/>
+  </w:style>
+  <w:style w:type="character" w:styleId="FootnoteReference">
+    <w:name w:val="footnote reference"/>
+    <w:basedOn w:val="CaptionChar"/>
     <w:rPr>
       <w:vertAlign w:val="superscript"/>
     </w:rPr>
   </w:style>
-  <w:style w:styleId="Hyperlink" w:type="character">
+  <w:style w:type="character" w:styleId="Hyperlink">
     <w:name w:val="Hyperlink"/>
-    <w:basedOn w:val="BodyTextChar"/>
-    <w:rPr>
-      <w:color w:themeColor="accent1" w:val="4F81BD"/>
-    </w:rPr>
-  </w:style>
-  <w:style w:styleId="TOCHeading" w:type="paragraph">
+    <w:basedOn w:val="CaptionChar"/>
+    <w:rPr>
+      <w:color w:val="156082" w:themeColor="accent1"/>
+    </w:rPr>
+  </w:style>
+  <w:style w:type="paragraph" w:styleId="TOCHeading">
     <w:name w:val="TOC Heading"/>
     <w:basedOn w:val="Heading1"/>
     <w:next w:val="BodyText"/>
@@ -2817,246 +2920,314 @@
       <w:spacing w:before="240" w:line="259" w:lineRule="auto"/>
       <w:outlineLvl w:val="9"/>
     </w:pPr>
-    <w:rPr>
-      <w:rFonts w:asciiTheme="majorHAnsi" w:cstheme="majorBidi" w:eastAsiaTheme="majorEastAsia" w:hAnsiTheme="majorHAnsi"/>
-      <w:b w:val="0"/>
-      <w:bCs w:val="0"/>
-      <w:color w:themeColor="accent1" w:themeShade="BF" w:val="365F91"/>
-    </w:rPr>
   </w:style>
   <w:style w:type="paragraph" w:customStyle="1" w:styleId="SourceCode">
     <w:name w:val="Source Code"/>
     <w:basedOn w:val="Normal"/>
     <w:link w:val="VerbatimChar"/>
     <w:pPr>
-      <w:wordWrap w:val="off"/>
+      <w:wordWrap w:val="0"/>
     </w:pPr>
   </w:style>
   <w:style w:type="character" w:customStyle="1" w:styleId="KeywordTok">
     <w:name w:val="KeywordTok"/>
     <w:basedOn w:val="VerbatimChar"/>
     <w:rPr>
+      <w:rFonts w:ascii="Consolas" w:hAnsi="Consolas"/>
       <w:b/>
       <w:color w:val="007020"/>
+      <w:sz w:val="22"/>
     </w:rPr>
   </w:style>
   <w:style w:type="character" w:customStyle="1" w:styleId="DataTypeTok">
     <w:name w:val="DataTypeTok"/>
     <w:basedOn w:val="VerbatimChar"/>
     <w:rPr>
+      <w:rFonts w:ascii="Consolas" w:hAnsi="Consolas"/>
       <w:color w:val="902000"/>
+      <w:sz w:val="22"/>
     </w:rPr>
   </w:style>
   <w:style w:type="character" w:customStyle="1" w:styleId="DecValTok">
     <w:name w:val="DecValTok"/>
     <w:basedOn w:val="VerbatimChar"/>
     <w:rPr>
-      <w:color w:val="40a070"/>
+      <w:rFonts w:ascii="Consolas" w:hAnsi="Consolas"/>
+      <w:color w:val="40A070"/>
+      <w:sz w:val="22"/>
     </w:rPr>
   </w:style>
   <w:style w:type="character" w:customStyle="1" w:styleId="BaseNTok">
     <w:name w:val="BaseNTok"/>
     <w:basedOn w:val="VerbatimChar"/>
     <w:rPr>
-      <w:color w:val="40a070"/>
+      <w:rFonts w:ascii="Consolas" w:hAnsi="Consolas"/>
+      <w:color w:val="40A070"/>
+      <w:sz w:val="22"/>
     </w:rPr>
   </w:style>
   <w:style w:type="character" w:customStyle="1" w:styleId="FloatTok">
     <w:name w:val="FloatTok"/>
     <w:basedOn w:val="VerbatimChar"/>
     <w:rPr>
-      <w:color w:val="40a070"/>
+      <w:rFonts w:ascii="Consolas" w:hAnsi="Consolas"/>
+      <w:color w:val="40A070"/>
+      <w:sz w:val="22"/>
     </w:rPr>
   </w:style>
   <w:style w:type="character" w:customStyle="1" w:styleId="ConstantTok">
     <w:name w:val="ConstantTok"/>
     <w:basedOn w:val="VerbatimChar"/>
     <w:rPr>
+      <w:rFonts w:ascii="Consolas" w:hAnsi="Consolas"/>
       <w:color w:val="880000"/>
+      <w:sz w:val="22"/>
     </w:rPr>
   </w:style>
   <w:style w:type="character" w:customStyle="1" w:styleId="CharTok">
     <w:name w:val="CharTok"/>
     <w:basedOn w:val="VerbatimChar"/>
     <w:rPr>
-      <w:color w:val="4070a0"/>
+      <w:rFonts w:ascii="Consolas" w:hAnsi="Consolas"/>
+      <w:color w:val="4070A0"/>
+      <w:sz w:val="22"/>
     </w:rPr>
   </w:style>
   <w:style w:type="character" w:customStyle="1" w:styleId="SpecialCharTok">
     <w:name w:val="SpecialCharTok"/>
     <w:basedOn w:val="VerbatimChar"/>
     <w:rPr>
-      <w:color w:val="4070a0"/>
+      <w:rFonts w:ascii="Consolas" w:hAnsi="Consolas"/>
+      <w:color w:val="4070A0"/>
+      <w:sz w:val="22"/>
     </w:rPr>
   </w:style>
   <w:style w:type="character" w:customStyle="1" w:styleId="StringTok">
     <w:name w:val="StringTok"/>
     <w:basedOn w:val="VerbatimChar"/>
     <w:rPr>
-      <w:color w:val="4070a0"/>
+      <w:rFonts w:ascii="Consolas" w:hAnsi="Consolas"/>
+      <w:color w:val="4070A0"/>
+      <w:sz w:val="22"/>
     </w:rPr>
   </w:style>
   <w:style w:type="character" w:customStyle="1" w:styleId="VerbatimStringTok">
     <w:name w:val="VerbatimStringTok"/>
     <w:basedOn w:val="VerbatimChar"/>
     <w:rPr>
-      <w:color w:val="4070a0"/>
+      <w:rFonts w:ascii="Consolas" w:hAnsi="Consolas"/>
+      <w:color w:val="4070A0"/>
+      <w:sz w:val="22"/>
     </w:rPr>
   </w:style>
   <w:style w:type="character" w:customStyle="1" w:styleId="SpecialStringTok">
     <w:name w:val="SpecialStringTok"/>
     <w:basedOn w:val="VerbatimChar"/>
     <w:rPr>
-      <w:color w:val="bb6688"/>
+      <w:rFonts w:ascii="Consolas" w:hAnsi="Consolas"/>
+      <w:color w:val="BB6688"/>
+      <w:sz w:val="22"/>
     </w:rPr>
   </w:style>
   <w:style w:type="character" w:customStyle="1" w:styleId="ImportTok">
     <w:name w:val="ImportTok"/>
     <w:basedOn w:val="VerbatimChar"/>
     <w:rPr>
+      <w:rFonts w:ascii="Consolas" w:hAnsi="Consolas"/>
       <w:b/>
       <w:color w:val="008000"/>
+      <w:sz w:val="22"/>
     </w:rPr>
   </w:style>
   <w:style w:type="character" w:customStyle="1" w:styleId="CommentTok">
     <w:name w:val="CommentTok"/>
     <w:basedOn w:val="VerbatimChar"/>
     <w:rPr>
+      <w:rFonts w:ascii="Consolas" w:hAnsi="Consolas"/>
       <w:i/>
-      <w:color w:val="60a0b0"/>
+      <w:color w:val="60A0B0"/>
+      <w:sz w:val="22"/>
     </w:rPr>
   </w:style>
   <w:style w:type="character" w:customStyle="1" w:styleId="DocumentationTok">
     <w:name w:val="DocumentationTok"/>
     <w:basedOn w:val="VerbatimChar"/>
     <w:rPr>
+      <w:rFonts w:ascii="Consolas" w:hAnsi="Consolas"/>
       <w:i/>
-      <w:color w:val="ba2121"/>
+      <w:color w:val="BA2121"/>
+      <w:sz w:val="22"/>
     </w:rPr>
   </w:style>
   <w:style w:type="character" w:customStyle="1" w:styleId="AnnotationTok">
     <w:name w:val="AnnotationTok"/>
     <w:basedOn w:val="VerbatimChar"/>
     <w:rPr>
+      <w:rFonts w:ascii="Consolas" w:hAnsi="Consolas"/>
       <w:b/>
       <w:i/>
-      <w:color w:val="60a0b0"/>
+      <w:color w:val="60A0B0"/>
+      <w:sz w:val="22"/>
     </w:rPr>
   </w:style>
   <w:style w:type="character" w:customStyle="1" w:styleId="CommentVarTok">
     <w:name w:val="CommentVarTok"/>
     <w:basedOn w:val="VerbatimChar"/>
     <w:rPr>
+      <w:rFonts w:ascii="Consolas" w:hAnsi="Consolas"/>
       <w:b/>
       <w:i/>
-      <w:color w:val="60a0b0"/>
+      <w:color w:val="60A0B0"/>
+      <w:sz w:val="22"/>
     </w:rPr>
   </w:style>
   <w:style w:type="character" w:customStyle="1" w:styleId="OtherTok">
     <w:name w:val="OtherTok"/>
     <w:basedOn w:val="VerbatimChar"/>
     <w:rPr>
+      <w:rFonts w:ascii="Consolas" w:hAnsi="Consolas"/>
       <w:color w:val="007020"/>
+      <w:sz w:val="22"/>
     </w:rPr>
   </w:style>
   <w:style w:type="character" w:customStyle="1" w:styleId="FunctionTok">
     <w:name w:val="FunctionTok"/>
     <w:basedOn w:val="VerbatimChar"/>
     <w:rPr>
-      <w:color w:val="06287e"/>
+      <w:rFonts w:ascii="Consolas" w:hAnsi="Consolas"/>
+      <w:color w:val="06287E"/>
+      <w:sz w:val="22"/>
     </w:rPr>
   </w:style>
   <w:style w:type="character" w:customStyle="1" w:styleId="VariableTok">
     <w:name w:val="VariableTok"/>
     <w:basedOn w:val="VerbatimChar"/>
     <w:rPr>
-      <w:color w:val="19177c"/>
+      <w:rFonts w:ascii="Consolas" w:hAnsi="Consolas"/>
+      <w:color w:val="19177C"/>
+      <w:sz w:val="22"/>
     </w:rPr>
   </w:style>
   <w:style w:type="character" w:customStyle="1" w:styleId="ControlFlowTok">
     <w:name w:val="ControlFlowTok"/>
     <w:basedOn w:val="VerbatimChar"/>
     <w:rPr>
+      <w:rFonts w:ascii="Consolas" w:hAnsi="Consolas"/>
       <w:b/>
       <w:color w:val="007020"/>
+      <w:sz w:val="22"/>
     </w:rPr>
   </w:style>
   <w:style w:type="character" w:customStyle="1" w:styleId="OperatorTok">
     <w:name w:val="OperatorTok"/>
     <w:basedOn w:val="VerbatimChar"/>
     <w:rPr>
+      <w:rFonts w:ascii="Consolas" w:hAnsi="Consolas"/>
       <w:color w:val="666666"/>
+      <w:sz w:val="22"/>
     </w:rPr>
   </w:style>
   <w:style w:type="character" w:customStyle="1" w:styleId="BuiltInTok">
     <w:name w:val="BuiltInTok"/>
     <w:basedOn w:val="VerbatimChar"/>
     <w:rPr>
+      <w:rFonts w:ascii="Consolas" w:hAnsi="Consolas"/>
       <w:color w:val="008000"/>
+      <w:sz w:val="22"/>
     </w:rPr>
   </w:style>
   <w:style w:type="character" w:customStyle="1" w:styleId="ExtensionTok">
     <w:name w:val="ExtensionTok"/>
     <w:basedOn w:val="VerbatimChar"/>
-    <w:rPr/>
+    <w:rPr>
+      <w:rFonts w:ascii="Consolas" w:hAnsi="Consolas"/>
+      <w:sz w:val="22"/>
+    </w:rPr>
   </w:style>
   <w:style w:type="character" w:customStyle="1" w:styleId="PreprocessorTok">
     <w:name w:val="PreprocessorTok"/>
     <w:basedOn w:val="VerbatimChar"/>
     <w:rPr>
-      <w:color w:val="bc7a00"/>
+      <w:rFonts w:ascii="Consolas" w:hAnsi="Consolas"/>
+      <w:color w:val="BC7A00"/>
+      <w:sz w:val="22"/>
     </w:rPr>
   </w:style>
   <w:style w:type="character" w:customStyle="1" w:styleId="AttributeTok">
     <w:name w:val="AttributeTok"/>
     <w:basedOn w:val="VerbatimChar"/>
     <w:rPr>
-      <w:color w:val="7d9029"/>
+      <w:rFonts w:ascii="Consolas" w:hAnsi="Consolas"/>
+      <w:color w:val="7D9029"/>
+      <w:sz w:val="22"/>
     </w:rPr>
   </w:style>
   <w:style w:type="character" w:customStyle="1" w:styleId="RegionMarkerTok">
     <w:name w:val="RegionMarkerTok"/>
     <w:basedOn w:val="VerbatimChar"/>
-    <w:rPr/>
+    <w:rPr>
+      <w:rFonts w:ascii="Consolas" w:hAnsi="Consolas"/>
+      <w:sz w:val="22"/>
+    </w:rPr>
   </w:style>
   <w:style w:type="character" w:customStyle="1" w:styleId="InformationTok">
     <w:name w:val="InformationTok"/>
     <w:basedOn w:val="VerbatimChar"/>
     <w:rPr>
+      <w:rFonts w:ascii="Consolas" w:hAnsi="Consolas"/>
       <w:b/>
       <w:i/>
-      <w:color w:val="60a0b0"/>
+      <w:color w:val="60A0B0"/>
+      <w:sz w:val="22"/>
     </w:rPr>
   </w:style>
   <w:style w:type="character" w:customStyle="1" w:styleId="WarningTok">
     <w:name w:val="WarningTok"/>
     <w:basedOn w:val="VerbatimChar"/>
     <w:rPr>
+      <w:rFonts w:ascii="Consolas" w:hAnsi="Consolas"/>
       <w:b/>
       <w:i/>
-      <w:color w:val="60a0b0"/>
+      <w:color w:val="60A0B0"/>
+      <w:sz w:val="22"/>
     </w:rPr>
   </w:style>
   <w:style w:type="character" w:customStyle="1" w:styleId="AlertTok">
     <w:name w:val="AlertTok"/>
     <w:basedOn w:val="VerbatimChar"/>
     <w:rPr>
+      <w:rFonts w:ascii="Consolas" w:hAnsi="Consolas"/>
       <w:b/>
-      <w:color w:val="ff0000"/>
+      <w:color w:val="FF0000"/>
+      <w:sz w:val="22"/>
     </w:rPr>
   </w:style>
   <w:style w:type="character" w:customStyle="1" w:styleId="ErrorTok">
     <w:name w:val="ErrorTok"/>
     <w:basedOn w:val="VerbatimChar"/>
     <w:rPr>
+      <w:rFonts w:ascii="Consolas" w:hAnsi="Consolas"/>
       <w:b/>
-      <w:color w:val="ff0000"/>
+      <w:color w:val="FF0000"/>
+      <w:sz w:val="22"/>
     </w:rPr>
   </w:style>
   <w:style w:type="character" w:customStyle="1" w:styleId="NormalTok">
     <w:name w:val="NormalTok"/>
     <w:basedOn w:val="VerbatimChar"/>
-    <w:rPr/>
+    <w:rPr>
+      <w:rFonts w:ascii="Consolas" w:hAnsi="Consolas"/>
+      <w:sz w:val="22"/>
+    </w:rPr>
+  </w:style>
+  <w:style w:type="paragraph" w:styleId="ListParagraph">
+    <w:name w:val="List Paragraph"/>
+    <w:basedOn w:val="Normal"/>
+    <w:rsid w:val="00B65271"/>
+    <w:pPr>
+      <w:ind w:left="720"/>
+      <w:contextualSpacing/>
+    </w:pPr>
   </w:style>
 </w:styles>
 </file>
